--- a/Sindhi Muslim/Papers/Class 3/Class 3 - GK.docx
+++ b/Sindhi Muslim/Papers/Class 3/Class 3 - GK.docx
@@ -1,7 +1,184 @@
 
 <file path=word/document.xml><?xml version="1.0" encoding="utf-8"?>
-<w:document xmlns:wpc="http://schemas.microsoft.com/office/word/2010/wordprocessingCanvas" xmlns:cx="http://schemas.microsoft.com/office/drawing/2014/chartex" xmlns:cx1="http://schemas.microsoft.com/office/drawing/2015/9/8/chartex" xmlns:cx2="http://schemas.microsoft.com/office/drawing/2015/10/21/chartex" xmlns:cx3="http://schemas.microsoft.com/office/drawing/2016/5/9/chartex" xmlns:cx4="http://schemas.microsoft.com/office/drawing/2016/5/10/chartex" xmlns:cx5="http://schemas.microsoft.com/office/drawing/2016/5/11/chartex" xmlns:cx6="http://schemas.microsoft.com/office/drawing/2016/5/12/chartex" xmlns:cx7="http://schemas.microsoft.com/office/drawing/2016/5/13/chartex" xmlns:cx8="http://schemas.microsoft.com/office/drawing/2016/5/14/chartex" xmlns:mc="http://schemas.openxmlformats.org/markup-compatibility/2006" xmlns:aink="http://schemas.microsoft.com/office/drawing/2016/ink" xmlns:am3d="http://schemas.microsoft.com/office/drawing/2017/model3d" xmlns:o="urn:schemas-microsoft-com:office:office" xmlns:r="http://schemas.openxmlformats.org/officeDocument/2006/relationships" xmlns:m="http://schemas.openxmlformats.org/officeDocument/2006/math" xmlns:v="urn:schemas-microsoft-com:vml" xmlns:wp14="http://schemas.microsoft.com/office/word/2010/wordprocessingDrawing" xmlns:wp="http://schemas.openxmlformats.org/drawingml/2006/wordprocessingDrawing" xmlns:w10="urn:schemas-microsoft-com:office:word" xmlns:w="http://schemas.openxmlformats.org/wordprocessingml/2006/main" xmlns:w14="http://schemas.microsoft.com/office/word/2010/wordml" xmlns:w15="http://schemas.microsoft.com/office/word/2012/wordml" xmlns:w16cex="http://schemas.microsoft.com/office/word/2018/wordml/cex" xmlns:w16cid="http://schemas.microsoft.com/office/word/2016/wordml/cid" xmlns:w16="http://schemas.microsoft.com/office/word/2018/wordml" xmlns:w16sdtdh="http://schemas.microsoft.com/office/word/2020/wordml/sdtdatahash" xmlns:w16se="http://schemas.microsoft.com/office/word/2015/wordml/symex" xmlns:wpg="http://schemas.microsoft.com/office/word/2010/wordprocessingGroup" xmlns:wpi="http://schemas.microsoft.com/office/word/2010/wordprocessingInk" xmlns:wne="http://schemas.microsoft.com/office/word/2006/wordml" xmlns:wps="http://schemas.microsoft.com/office/word/2010/wordprocessingShape" mc:Ignorable="w14 w15 w16se w16cid w16 w16cex w16sdtdh wp14">
+<w:document xmlns:wpc="http://schemas.microsoft.com/office/word/2010/wordprocessingCanvas" xmlns:cx="http://schemas.microsoft.com/office/drawing/2014/chartex" xmlns:cx1="http://schemas.microsoft.com/office/drawing/2015/9/8/chartex" xmlns:cx2="http://schemas.microsoft.com/office/drawing/2015/10/21/chartex" xmlns:cx3="http://schemas.microsoft.com/office/drawing/2016/5/9/chartex" xmlns:cx4="http://schemas.microsoft.com/office/drawing/2016/5/10/chartex" xmlns:cx5="http://schemas.microsoft.com/office/drawing/2016/5/11/chartex" xmlns:cx6="http://schemas.microsoft.com/office/drawing/2016/5/12/chartex" xmlns:cx7="http://schemas.microsoft.com/office/drawing/2016/5/13/chartex" xmlns:cx8="http://schemas.microsoft.com/office/drawing/2016/5/14/chartex" xmlns:mc="http://schemas.openxmlformats.org/markup-compatibility/2006" xmlns:aink="http://schemas.microsoft.com/office/drawing/2016/ink" xmlns:am3d="http://schemas.microsoft.com/office/drawing/2017/model3d" xmlns:o="urn:schemas-microsoft-com:office:office" xmlns:oel="http://schemas.microsoft.com/office/2019/extlst" xmlns:r="http://schemas.openxmlformats.org/officeDocument/2006/relationships" xmlns:m="http://schemas.openxmlformats.org/officeDocument/2006/math" xmlns:v="urn:schemas-microsoft-com:vml" xmlns:wp14="http://schemas.microsoft.com/office/word/2010/wordprocessingDrawing" xmlns:wp="http://schemas.openxmlformats.org/drawingml/2006/wordprocessingDrawing" xmlns:w10="urn:schemas-microsoft-com:office:word" xmlns:w="http://schemas.openxmlformats.org/wordprocessingml/2006/main" xmlns:w14="http://schemas.microsoft.com/office/word/2010/wordml" xmlns:w15="http://schemas.microsoft.com/office/word/2012/wordml" xmlns:w16cex="http://schemas.microsoft.com/office/word/2018/wordml/cex" xmlns:w16cid="http://schemas.microsoft.com/office/word/2016/wordml/cid" xmlns:w16="http://schemas.microsoft.com/office/word/2018/wordml" xmlns:w16du="http://schemas.microsoft.com/office/word/2023/wordml/word16du" xmlns:w16sdtdh="http://schemas.microsoft.com/office/word/2020/wordml/sdtdatahash" xmlns:w16se="http://schemas.microsoft.com/office/word/2015/wordml/symex" xmlns:wpg="http://schemas.microsoft.com/office/word/2010/wordprocessingGroup" xmlns:wpi="http://schemas.microsoft.com/office/word/2010/wordprocessingInk" xmlns:wne="http://schemas.microsoft.com/office/word/2006/wordml" xmlns:wps="http://schemas.microsoft.com/office/word/2010/wordprocessingShape" mc:Ignorable="w14 w15 w16se w16cid w16 w16cex w16sdtdh w16du wp14">
   <w:body>
+    <w:tbl>
+      <w:tblPr>
+        <w:tblStyle w:val="TableGrid"/>
+        <w:tblW w:w="0" w:type="auto"/>
+        <w:tblLook w:val="04A0" w:firstRow="1" w:lastRow="0" w:firstColumn="1" w:lastColumn="0" w:noHBand="0" w:noVBand="1"/>
+      </w:tblPr>
+      <w:tblGrid>
+        <w:gridCol w:w="4675"/>
+        <w:gridCol w:w="4675"/>
+      </w:tblGrid>
+      <w:tr>
+        <w:tc>
+          <w:tcPr>
+            <w:tcW w:w="4675" w:type="dxa"/>
+          </w:tcPr>
+          <w:p>
+            <w:pPr>
+              <w:pStyle w:val="Title"/>
+              <w:rPr>
+                <w:rFonts w:asciiTheme="majorBidi" w:hAnsiTheme="majorBidi"/>
+                <w:b/>
+                <w:bCs/>
+                <w:sz w:val="36"/>
+                <w:szCs w:val="36"/>
+              </w:rPr>
+            </w:pPr>
+            <w:r>
+              <w:rPr>
+                <w:rFonts w:asciiTheme="majorBidi" w:hAnsiTheme="majorBidi"/>
+                <w:b/>
+                <w:bCs/>
+                <w:sz w:val="36"/>
+                <w:szCs w:val="36"/>
+              </w:rPr>
+              <w:t>Class 3</w:t>
+            </w:r>
+          </w:p>
+        </w:tc>
+        <w:tc>
+          <w:tcPr>
+            <w:tcW w:w="4675" w:type="dxa"/>
+          </w:tcPr>
+          <w:p>
+            <w:pPr>
+              <w:pStyle w:val="Title"/>
+              <w:rPr>
+                <w:rFonts w:asciiTheme="majorBidi" w:hAnsiTheme="majorBidi"/>
+                <w:b/>
+                <w:bCs/>
+                <w:sz w:val="36"/>
+                <w:szCs w:val="36"/>
+              </w:rPr>
+            </w:pPr>
+          </w:p>
+        </w:tc>
+      </w:tr>
+      <w:tr>
+        <w:tc>
+          <w:tcPr>
+            <w:tcW w:w="4675" w:type="dxa"/>
+          </w:tcPr>
+          <w:p>
+            <w:pPr>
+              <w:pStyle w:val="Title"/>
+              <w:rPr>
+                <w:rFonts w:asciiTheme="majorBidi" w:hAnsiTheme="majorBidi"/>
+                <w:b/>
+                <w:bCs/>
+                <w:sz w:val="36"/>
+                <w:szCs w:val="36"/>
+              </w:rPr>
+            </w:pPr>
+            <w:r>
+              <w:rPr>
+                <w:rFonts w:asciiTheme="majorBidi" w:hAnsiTheme="majorBidi"/>
+                <w:b/>
+                <w:bCs/>
+                <w:sz w:val="36"/>
+                <w:szCs w:val="36"/>
+              </w:rPr>
+              <w:t xml:space="preserve">Subject: </w:t>
+            </w:r>
+            <w:r>
+              <w:rPr>
+                <w:rFonts w:asciiTheme="majorBidi" w:hAnsiTheme="majorBidi"/>
+                <w:sz w:val="36"/>
+                <w:szCs w:val="36"/>
+              </w:rPr>
+              <w:t>General Knowledge</w:t>
+            </w:r>
+          </w:p>
+        </w:tc>
+        <w:tc>
+          <w:tcPr>
+            <w:tcW w:w="4675" w:type="dxa"/>
+          </w:tcPr>
+          <w:p>
+            <w:pPr>
+              <w:pStyle w:val="Title"/>
+              <w:rPr>
+                <w:rFonts w:asciiTheme="majorBidi" w:hAnsiTheme="majorBidi"/>
+                <w:b/>
+                <w:bCs/>
+                <w:sz w:val="36"/>
+                <w:szCs w:val="36"/>
+              </w:rPr>
+            </w:pPr>
+            <w:r>
+              <w:rPr>
+                <w:rFonts w:asciiTheme="majorBidi" w:hAnsiTheme="majorBidi"/>
+                <w:b/>
+                <w:bCs/>
+                <w:sz w:val="36"/>
+                <w:szCs w:val="36"/>
+              </w:rPr>
+              <w:t>Total Marks: 50</w:t>
+            </w:r>
+          </w:p>
+        </w:tc>
+      </w:tr>
+      <w:tr>
+        <w:tc>
+          <w:tcPr>
+            <w:tcW w:w="4675" w:type="dxa"/>
+          </w:tcPr>
+          <w:p>
+            <w:pPr>
+              <w:pStyle w:val="Title"/>
+              <w:rPr>
+                <w:rFonts w:asciiTheme="majorBidi" w:hAnsiTheme="majorBidi"/>
+                <w:b/>
+                <w:bCs/>
+                <w:sz w:val="36"/>
+                <w:szCs w:val="36"/>
+              </w:rPr>
+            </w:pPr>
+            <w:r>
+              <w:rPr>
+                <w:rFonts w:asciiTheme="majorBidi" w:hAnsiTheme="majorBidi"/>
+                <w:b/>
+                <w:bCs/>
+                <w:sz w:val="36"/>
+                <w:szCs w:val="36"/>
+              </w:rPr>
+              <w:t>Name:</w:t>
+            </w:r>
+          </w:p>
+        </w:tc>
+        <w:tc>
+          <w:tcPr>
+            <w:tcW w:w="4675" w:type="dxa"/>
+          </w:tcPr>
+          <w:p>
+            <w:pPr>
+              <w:pStyle w:val="Title"/>
+              <w:rPr>
+                <w:rFonts w:asciiTheme="majorBidi" w:hAnsiTheme="majorBidi"/>
+                <w:b/>
+                <w:bCs/>
+                <w:sz w:val="36"/>
+                <w:szCs w:val="36"/>
+              </w:rPr>
+            </w:pPr>
+            <w:r>
+              <w:rPr>
+                <w:rFonts w:asciiTheme="majorBidi" w:hAnsiTheme="majorBidi"/>
+                <w:b/>
+                <w:bCs/>
+                <w:sz w:val="36"/>
+                <w:szCs w:val="36"/>
+              </w:rPr>
+              <w:t>Date:</w:t>
+            </w:r>
+          </w:p>
+        </w:tc>
+      </w:tr>
+    </w:tbl>
     <w:p>
       <w:pPr>
         <w:pStyle w:val="Title"/>
@@ -9,8 +186,18 @@
           <w:u w:val="double"/>
         </w:rPr>
       </w:pPr>
-      <w:r>
-        <w:rPr>
+    </w:p>
+    <w:p>
+      <w:pPr>
+        <w:pStyle w:val="Title"/>
+        <w:rPr>
+          <w:rFonts w:ascii="Aharoni" w:hAnsi="Aharoni" w:cs="Aharoni"/>
+          <w:u w:val="double"/>
+        </w:rPr>
+      </w:pPr>
+      <w:r>
+        <w:rPr>
+          <w:rFonts w:ascii="Aharoni" w:hAnsi="Aharoni" w:cs="Aharoni"/>
           <w:u w:val="double"/>
         </w:rPr>
         <w:t>(Section A)</w:t>
@@ -22,29 +209,27 @@
         <w:rPr>
           <w:b/>
           <w:bCs/>
+          <w:sz w:val="32"/>
+          <w:szCs w:val="32"/>
         </w:rPr>
       </w:pPr>
       <w:r>
         <w:rPr>
           <w:b/>
           <w:bCs/>
-        </w:rPr>
-        <w:t>Q1 fill in the blanks with the given words;</w:t>
-      </w:r>
-    </w:p>
-    <w:p>
-      <w:pPr>
+          <w:sz w:val="32"/>
+          <w:szCs w:val="32"/>
+        </w:rPr>
+        <w:t>Q1 fill in the blanks with the given words</w:t>
+      </w:r>
+      <w:r>
         <w:rPr>
           <w:b/>
           <w:bCs/>
-        </w:rPr>
-      </w:pPr>
-      <w:r>
-        <w:rPr>
-          <w:b/>
-          <w:bCs/>
-        </w:rPr>
-        <w:t>Meat, plants, meat and plants, Karachi, village, habitat, heat light.</w:t>
+          <w:sz w:val="32"/>
+          <w:szCs w:val="32"/>
+        </w:rPr>
+        <w:t>. (5 Marks)</w:t>
       </w:r>
     </w:p>
     <w:p>
@@ -54,9 +239,18 @@
           <w:ilvl w:val="0"/>
           <w:numId w:val="1"/>
         </w:numPr>
-      </w:pPr>
-      <w:r>
-        <w:t>A lion eats__________</w:t>
+        <w:spacing w:line="360" w:lineRule="auto"/>
+        <w:rPr>
+          <w:sz w:val="32"/>
+          <w:szCs w:val="32"/>
+        </w:rPr>
+      </w:pPr>
+      <w:r>
+        <w:rPr>
+          <w:sz w:val="32"/>
+          <w:szCs w:val="32"/>
+        </w:rPr>
+        <w:t>A shark eats____________</w:t>
       </w:r>
     </w:p>
     <w:p>
@@ -66,9 +260,18 @@
           <w:ilvl w:val="0"/>
           <w:numId w:val="1"/>
         </w:numPr>
-      </w:pPr>
-      <w:r>
-        <w:t>A cow eats__________</w:t>
+        <w:spacing w:line="360" w:lineRule="auto"/>
+        <w:rPr>
+          <w:sz w:val="32"/>
+          <w:szCs w:val="32"/>
+        </w:rPr>
+      </w:pPr>
+      <w:r>
+        <w:rPr>
+          <w:sz w:val="32"/>
+          <w:szCs w:val="32"/>
+        </w:rPr>
+        <w:t>300 years ago, Karachi was a_________</w:t>
       </w:r>
     </w:p>
     <w:p>
@@ -78,9 +281,18 @@
           <w:ilvl w:val="0"/>
           <w:numId w:val="1"/>
         </w:numPr>
-      </w:pPr>
-      <w:r>
-        <w:t>An elephant eats_________</w:t>
+        <w:spacing w:line="360" w:lineRule="auto"/>
+        <w:rPr>
+          <w:sz w:val="32"/>
+          <w:szCs w:val="32"/>
+        </w:rPr>
+      </w:pPr>
+      <w:r>
+        <w:rPr>
+          <w:sz w:val="32"/>
+          <w:szCs w:val="32"/>
+        </w:rPr>
+        <w:t>A ________ is place where plants and animals live.</w:t>
       </w:r>
     </w:p>
     <w:p>
@@ -90,9 +302,18 @@
           <w:ilvl w:val="0"/>
           <w:numId w:val="1"/>
         </w:numPr>
-      </w:pPr>
-      <w:r>
-        <w:t>A shark eats____________</w:t>
+        <w:spacing w:line="360" w:lineRule="auto"/>
+        <w:rPr>
+          <w:sz w:val="32"/>
+          <w:szCs w:val="32"/>
+        </w:rPr>
+      </w:pPr>
+      <w:r>
+        <w:rPr>
+          <w:sz w:val="32"/>
+          <w:szCs w:val="32"/>
+        </w:rPr>
+        <w:t>The sun gives out________ and__________</w:t>
       </w:r>
     </w:p>
     <w:p>
@@ -102,69 +323,18 @@
           <w:ilvl w:val="0"/>
           <w:numId w:val="1"/>
         </w:numPr>
-      </w:pPr>
-      <w:r>
-        <w:t>You eat_________</w:t>
-      </w:r>
-    </w:p>
-    <w:p>
-      <w:pPr>
-        <w:pStyle w:val="ListParagraph"/>
-        <w:numPr>
-          <w:ilvl w:val="0"/>
-          <w:numId w:val="1"/>
-        </w:numPr>
-      </w:pPr>
-      <w:r>
-        <w:t>300 years ago, Karachi was a_________</w:t>
-      </w:r>
-    </w:p>
-    <w:p>
-      <w:pPr>
-        <w:pStyle w:val="ListParagraph"/>
-        <w:numPr>
-          <w:ilvl w:val="0"/>
-          <w:numId w:val="1"/>
-        </w:numPr>
-      </w:pPr>
-      <w:r>
-        <w:t>A ________ is place where plants and animals live.</w:t>
-      </w:r>
-    </w:p>
-    <w:p>
-      <w:pPr>
-        <w:pStyle w:val="ListParagraph"/>
-        <w:numPr>
-          <w:ilvl w:val="0"/>
-          <w:numId w:val="1"/>
-        </w:numPr>
-      </w:pPr>
-      <w:r>
-        <w:t>The sun gives out________ and__________</w:t>
-      </w:r>
-    </w:p>
-    <w:p>
-      <w:pPr>
-        <w:pStyle w:val="ListParagraph"/>
-        <w:numPr>
-          <w:ilvl w:val="0"/>
-          <w:numId w:val="1"/>
-        </w:numPr>
-      </w:pPr>
-      <w:r>
+        <w:spacing w:line="360" w:lineRule="auto"/>
+        <w:rPr>
+          <w:sz w:val="32"/>
+          <w:szCs w:val="32"/>
+        </w:rPr>
+      </w:pPr>
+      <w:r>
+        <w:rPr>
+          <w:sz w:val="32"/>
+          <w:szCs w:val="32"/>
+        </w:rPr>
         <w:t>The first capital of Pakistan was__________</w:t>
-      </w:r>
-    </w:p>
-    <w:p>
-      <w:pPr>
-        <w:pStyle w:val="ListParagraph"/>
-        <w:numPr>
-          <w:ilvl w:val="0"/>
-          <w:numId w:val="1"/>
-        </w:numPr>
-      </w:pPr>
-      <w:r>
-        <w:t xml:space="preserve">   </w:t>
       </w:r>
     </w:p>
     <w:p>
@@ -172,148 +342,312 @@
         <w:rPr>
           <w:b/>
           <w:bCs/>
+          <w:sz w:val="32"/>
+          <w:szCs w:val="32"/>
         </w:rPr>
       </w:pPr>
       <w:r>
         <w:rPr>
           <w:b/>
           <w:bCs/>
+          <w:sz w:val="32"/>
+          <w:szCs w:val="32"/>
         </w:rPr>
         <w:t>Q2 write T for true statement and F for false statement.</w:t>
       </w:r>
-    </w:p>
-    <w:p>
-      <w:pPr>
-        <w:pStyle w:val="ListParagraph"/>
-        <w:numPr>
-          <w:ilvl w:val="0"/>
-          <w:numId w:val="2"/>
-        </w:numPr>
-      </w:pPr>
-      <w:r>
-        <w:t xml:space="preserve">Dolphins lives in </w:t>
-      </w:r>
-      <w:r>
-        <w:t>desert. (      )</w:t>
-      </w:r>
-    </w:p>
-    <w:p>
-      <w:pPr>
-        <w:pStyle w:val="ListParagraph"/>
-        <w:numPr>
-          <w:ilvl w:val="0"/>
-          <w:numId w:val="2"/>
-        </w:numPr>
-      </w:pPr>
-      <w:r>
-        <w:t xml:space="preserve">Camel lives in polar </w:t>
-      </w:r>
-      <w:r>
-        <w:t>region. (</w:t>
-      </w:r>
-      <w:r>
-        <w:tab/>
-        <w:t>)</w:t>
-      </w:r>
-    </w:p>
-    <w:p>
-      <w:pPr>
-        <w:pStyle w:val="ListParagraph"/>
-        <w:numPr>
-          <w:ilvl w:val="0"/>
-          <w:numId w:val="2"/>
-        </w:numPr>
-      </w:pPr>
-      <w:r>
-        <w:t xml:space="preserve">The solar energy is not </w:t>
-      </w:r>
-      <w:r>
-        <w:t>important. (       )</w:t>
-      </w:r>
-    </w:p>
-    <w:p>
-      <w:pPr>
-        <w:pStyle w:val="ListParagraph"/>
-        <w:numPr>
-          <w:ilvl w:val="0"/>
-          <w:numId w:val="2"/>
-        </w:numPr>
-      </w:pPr>
-      <w:r>
-        <w:t xml:space="preserve">The sun is near the </w:t>
-      </w:r>
-      <w:r>
-        <w:t>earth. (        )</w:t>
-      </w:r>
-    </w:p>
-    <w:p>
-      <w:pPr>
-        <w:pStyle w:val="ListParagraph"/>
-        <w:numPr>
-          <w:ilvl w:val="0"/>
-          <w:numId w:val="2"/>
-        </w:numPr>
-      </w:pPr>
-      <w:r>
-        <w:t xml:space="preserve">Now Karachi is the capital of </w:t>
-      </w:r>
-      <w:r>
-        <w:t>Pakistan. (</w:t>
-      </w:r>
-      <w:r>
-        <w:tab/>
-        <w:t xml:space="preserve">     )</w:t>
-      </w:r>
-    </w:p>
-    <w:p>
-      <w:pPr>
-        <w:pStyle w:val="Title"/>
-        <w:rPr>
-          <w:u w:val="double"/>
-        </w:rPr>
-      </w:pPr>
-      <w:r>
-        <w:rPr>
-          <w:u w:val="double"/>
-        </w:rPr>
-        <w:t>(Section B)</w:t>
-      </w:r>
-    </w:p>
-    <w:p/>
-    <w:p>
-      <w:pPr>
+      <w:r>
         <w:rPr>
           <w:b/>
           <w:bCs/>
-        </w:rPr>
-      </w:pPr>
-      <w:r>
+          <w:sz w:val="32"/>
+          <w:szCs w:val="32"/>
+        </w:rPr>
+        <w:t xml:space="preserve"> (5 Marks)</w:t>
+      </w:r>
+    </w:p>
+    <w:tbl>
+      <w:tblPr>
+        <w:tblStyle w:val="TableGrid"/>
+        <w:tblW w:w="0" w:type="auto"/>
+        <w:tblInd w:w="720" w:type="dxa"/>
+        <w:tblLook w:val="04A0" w:firstRow="1" w:lastRow="0" w:firstColumn="1" w:lastColumn="0" w:noHBand="0" w:noVBand="1"/>
+      </w:tblPr>
+      <w:tblGrid>
+        <w:gridCol w:w="6925"/>
+        <w:gridCol w:w="1705"/>
+      </w:tblGrid>
+      <w:tr>
+        <w:tc>
+          <w:tcPr>
+            <w:tcW w:w="6925" w:type="dxa"/>
+          </w:tcPr>
+          <w:p>
+            <w:pPr>
+              <w:pStyle w:val="ListParagraph"/>
+              <w:numPr>
+                <w:ilvl w:val="0"/>
+                <w:numId w:val="7"/>
+              </w:numPr>
+              <w:rPr>
+                <w:sz w:val="32"/>
+                <w:szCs w:val="32"/>
+              </w:rPr>
+            </w:pPr>
+            <w:r>
+              <w:rPr>
+                <w:sz w:val="32"/>
+                <w:szCs w:val="32"/>
+              </w:rPr>
+              <w:t>Dolphins’ lives in desert.</w:t>
+            </w:r>
+          </w:p>
+        </w:tc>
+        <w:tc>
+          <w:tcPr>
+            <w:tcW w:w="1705" w:type="dxa"/>
+          </w:tcPr>
+          <w:p>
+            <w:pPr>
+              <w:rPr>
+                <w:sz w:val="32"/>
+                <w:szCs w:val="32"/>
+              </w:rPr>
+            </w:pPr>
+          </w:p>
+        </w:tc>
+      </w:tr>
+      <w:tr>
+        <w:tc>
+          <w:tcPr>
+            <w:tcW w:w="6925" w:type="dxa"/>
+          </w:tcPr>
+          <w:p>
+            <w:pPr>
+              <w:pStyle w:val="ListParagraph"/>
+              <w:numPr>
+                <w:ilvl w:val="0"/>
+                <w:numId w:val="7"/>
+              </w:numPr>
+              <w:rPr>
+                <w:sz w:val="32"/>
+                <w:szCs w:val="32"/>
+              </w:rPr>
+            </w:pPr>
+            <w:r>
+              <w:rPr>
+                <w:sz w:val="32"/>
+                <w:szCs w:val="32"/>
+              </w:rPr>
+              <w:t>Camel lives in polar region.</w:t>
+            </w:r>
+          </w:p>
+        </w:tc>
+        <w:tc>
+          <w:tcPr>
+            <w:tcW w:w="1705" w:type="dxa"/>
+          </w:tcPr>
+          <w:p>
+            <w:pPr>
+              <w:rPr>
+                <w:sz w:val="32"/>
+                <w:szCs w:val="32"/>
+              </w:rPr>
+            </w:pPr>
+          </w:p>
+        </w:tc>
+      </w:tr>
+      <w:tr>
+        <w:tc>
+          <w:tcPr>
+            <w:tcW w:w="6925" w:type="dxa"/>
+          </w:tcPr>
+          <w:p>
+            <w:pPr>
+              <w:pStyle w:val="ListParagraph"/>
+              <w:numPr>
+                <w:ilvl w:val="0"/>
+                <w:numId w:val="7"/>
+              </w:numPr>
+              <w:rPr>
+                <w:sz w:val="32"/>
+                <w:szCs w:val="32"/>
+              </w:rPr>
+            </w:pPr>
+            <w:r>
+              <w:rPr>
+                <w:sz w:val="32"/>
+                <w:szCs w:val="32"/>
+              </w:rPr>
+              <w:t>The solar energy is not important.</w:t>
+            </w:r>
+          </w:p>
+        </w:tc>
+        <w:tc>
+          <w:tcPr>
+            <w:tcW w:w="1705" w:type="dxa"/>
+          </w:tcPr>
+          <w:p>
+            <w:pPr>
+              <w:rPr>
+                <w:sz w:val="32"/>
+                <w:szCs w:val="32"/>
+              </w:rPr>
+            </w:pPr>
+          </w:p>
+        </w:tc>
+      </w:tr>
+      <w:tr>
+        <w:tc>
+          <w:tcPr>
+            <w:tcW w:w="6925" w:type="dxa"/>
+          </w:tcPr>
+          <w:p>
+            <w:pPr>
+              <w:pStyle w:val="ListParagraph"/>
+              <w:numPr>
+                <w:ilvl w:val="0"/>
+                <w:numId w:val="7"/>
+              </w:numPr>
+              <w:rPr>
+                <w:sz w:val="32"/>
+                <w:szCs w:val="32"/>
+              </w:rPr>
+            </w:pPr>
+            <w:r>
+              <w:rPr>
+                <w:sz w:val="32"/>
+                <w:szCs w:val="32"/>
+              </w:rPr>
+              <w:t>The sun is near the earth.</w:t>
+            </w:r>
+          </w:p>
+        </w:tc>
+        <w:tc>
+          <w:tcPr>
+            <w:tcW w:w="1705" w:type="dxa"/>
+          </w:tcPr>
+          <w:p>
+            <w:pPr>
+              <w:rPr>
+                <w:sz w:val="32"/>
+                <w:szCs w:val="32"/>
+              </w:rPr>
+            </w:pPr>
+          </w:p>
+        </w:tc>
+      </w:tr>
+      <w:tr>
+        <w:tc>
+          <w:tcPr>
+            <w:tcW w:w="6925" w:type="dxa"/>
+          </w:tcPr>
+          <w:p>
+            <w:pPr>
+              <w:pStyle w:val="ListParagraph"/>
+              <w:numPr>
+                <w:ilvl w:val="0"/>
+                <w:numId w:val="7"/>
+              </w:numPr>
+              <w:rPr>
+                <w:sz w:val="32"/>
+                <w:szCs w:val="32"/>
+              </w:rPr>
+            </w:pPr>
+            <w:r>
+              <w:rPr>
+                <w:sz w:val="32"/>
+                <w:szCs w:val="32"/>
+              </w:rPr>
+              <w:t>Now Karachi is the capital of Pakistan.</w:t>
+            </w:r>
+          </w:p>
+        </w:tc>
+        <w:tc>
+          <w:tcPr>
+            <w:tcW w:w="1705" w:type="dxa"/>
+          </w:tcPr>
+          <w:p>
+            <w:pPr>
+              <w:rPr>
+                <w:sz w:val="32"/>
+                <w:szCs w:val="32"/>
+              </w:rPr>
+            </w:pPr>
+          </w:p>
+        </w:tc>
+      </w:tr>
+    </w:tbl>
+    <w:p/>
+    <w:p>
+      <w:pPr>
+        <w:pStyle w:val="Title"/>
+        <w:rPr>
+          <w:rFonts w:ascii="Aharoni" w:hAnsi="Aharoni" w:cs="Aharoni"/>
+          <w:u w:val="double"/>
+        </w:rPr>
+      </w:pPr>
+      <w:r>
+        <w:rPr>
+          <w:rFonts w:ascii="Aharoni" w:hAnsi="Aharoni" w:cs="Aharoni"/>
+          <w:u w:val="double"/>
+        </w:rPr>
+        <w:t>(Section B)</w:t>
+      </w:r>
+    </w:p>
+    <w:p/>
+    <w:p>
+      <w:pPr>
         <w:rPr>
           <w:b/>
           <w:bCs/>
-        </w:rPr>
-        <w:t xml:space="preserve">Q3 Answer the following questions: </w:t>
-      </w:r>
+          <w:sz w:val="32"/>
+          <w:szCs w:val="32"/>
+        </w:rPr>
+      </w:pPr>
       <w:r>
         <w:rPr>
           <w:b/>
           <w:bCs/>
-        </w:rPr>
-        <w:t>(</w:t>
+          <w:sz w:val="32"/>
+          <w:szCs w:val="32"/>
+        </w:rPr>
+        <w:t xml:space="preserve">Q3 Answer the following questions: </w:t>
       </w:r>
       <w:r>
         <w:rPr>
           <w:b/>
           <w:bCs/>
-        </w:rPr>
-        <w:t>any 3</w:t>
+          <w:sz w:val="32"/>
+          <w:szCs w:val="32"/>
+        </w:rPr>
+        <w:t>(</w:t>
       </w:r>
       <w:r>
         <w:rPr>
           <w:b/>
           <w:bCs/>
+          <w:sz w:val="32"/>
+          <w:szCs w:val="32"/>
+        </w:rPr>
+        <w:t>any 3</w:t>
+      </w:r>
+      <w:r>
+        <w:rPr>
+          <w:b/>
+          <w:bCs/>
+          <w:sz w:val="32"/>
+          <w:szCs w:val="32"/>
         </w:rPr>
         <w:t>)</w:t>
+      </w:r>
+      <w:r>
+        <w:rPr>
+          <w:b/>
+          <w:bCs/>
+          <w:sz w:val="32"/>
+          <w:szCs w:val="32"/>
+        </w:rPr>
+        <w:t xml:space="preserve"> (6 Marks)</w:t>
       </w:r>
     </w:p>
     <w:p>
@@ -323,14 +657,39 @@
           <w:ilvl w:val="0"/>
           <w:numId w:val="3"/>
         </w:numPr>
-      </w:pPr>
-      <w:r>
+        <w:rPr>
+          <w:sz w:val="32"/>
+          <w:szCs w:val="32"/>
+        </w:rPr>
+      </w:pPr>
+      <w:r>
+        <w:rPr>
+          <w:sz w:val="32"/>
+          <w:szCs w:val="32"/>
+        </w:rPr>
         <w:t>What is habitat?</w:t>
       </w:r>
     </w:p>
     <w:p>
-      <w:r>
+      <w:pPr>
+        <w:rPr>
+          <w:sz w:val="32"/>
+          <w:szCs w:val="32"/>
+        </w:rPr>
+      </w:pPr>
+      <w:r>
+        <w:rPr>
+          <w:sz w:val="32"/>
+          <w:szCs w:val="32"/>
+        </w:rPr>
         <w:t xml:space="preserve">      A.</w:t>
+      </w:r>
+      <w:r>
+        <w:rPr>
+          <w:sz w:val="32"/>
+          <w:szCs w:val="32"/>
+        </w:rPr>
+        <w:t>_____________________________________________________</w:t>
       </w:r>
     </w:p>
     <w:p/>
@@ -341,17 +700,48 @@
           <w:ilvl w:val="0"/>
           <w:numId w:val="3"/>
         </w:numPr>
-      </w:pPr>
-      <w:r>
+        <w:rPr>
+          <w:sz w:val="32"/>
+          <w:szCs w:val="32"/>
+        </w:rPr>
+      </w:pPr>
+      <w:r>
+        <w:rPr>
+          <w:sz w:val="32"/>
+          <w:szCs w:val="32"/>
+        </w:rPr>
+        <w:lastRenderedPageBreak/>
         <w:t>Name three foods from protein group?</w:t>
       </w:r>
     </w:p>
     <w:p>
-      <w:r>
-        <w:t xml:space="preserve">      A-</w:t>
-      </w:r>
-    </w:p>
-    <w:p/>
+      <w:pPr>
+        <w:pStyle w:val="ListParagraph"/>
+        <w:numPr>
+          <w:ilvl w:val="0"/>
+          <w:numId w:val="8"/>
+        </w:numPr>
+        <w:rPr>
+          <w:sz w:val="32"/>
+          <w:szCs w:val="32"/>
+        </w:rPr>
+      </w:pPr>
+      <w:r>
+        <w:rPr>
+          <w:sz w:val="32"/>
+          <w:szCs w:val="32"/>
+        </w:rPr>
+        <w:t>___________________________________________________</w:t>
+      </w:r>
+    </w:p>
+    <w:p>
+      <w:pPr>
+        <w:rPr>
+          <w:sz w:val="32"/>
+          <w:szCs w:val="32"/>
+        </w:rPr>
+      </w:pPr>
+    </w:p>
     <w:p>
       <w:pPr>
         <w:pStyle w:val="ListParagraph"/>
@@ -359,22 +749,41 @@
           <w:ilvl w:val="0"/>
           <w:numId w:val="3"/>
         </w:numPr>
-      </w:pPr>
-      <w:r>
+        <w:rPr>
+          <w:sz w:val="32"/>
+          <w:szCs w:val="32"/>
+        </w:rPr>
+      </w:pPr>
+      <w:r>
+        <w:rPr>
+          <w:sz w:val="32"/>
+          <w:szCs w:val="32"/>
+        </w:rPr>
         <w:t>What are the animals that eat both plants and flesh called?</w:t>
       </w:r>
     </w:p>
     <w:p>
       <w:pPr>
-        <w:ind w:left="360"/>
-      </w:pPr>
-      <w:r>
-        <w:t>A-</w:t>
-      </w:r>
-    </w:p>
-    <w:p>
-      <w:pPr>
         <w:pStyle w:val="ListParagraph"/>
+        <w:rPr>
+          <w:sz w:val="32"/>
+          <w:szCs w:val="32"/>
+        </w:rPr>
+      </w:pPr>
+      <w:r>
+        <w:rPr>
+          <w:sz w:val="32"/>
+          <w:szCs w:val="32"/>
+        </w:rPr>
+        <w:t>A.____________________________________________________</w:t>
+      </w:r>
+    </w:p>
+    <w:p>
+      <w:pPr>
+        <w:rPr>
+          <w:sz w:val="32"/>
+          <w:szCs w:val="32"/>
+        </w:rPr>
       </w:pPr>
     </w:p>
     <w:p>
@@ -384,18 +793,33 @@
           <w:ilvl w:val="0"/>
           <w:numId w:val="3"/>
         </w:numPr>
-      </w:pPr>
-      <w:r>
+        <w:rPr>
+          <w:sz w:val="32"/>
+          <w:szCs w:val="32"/>
+        </w:rPr>
+      </w:pPr>
+      <w:r>
+        <w:rPr>
+          <w:sz w:val="32"/>
+          <w:szCs w:val="32"/>
+        </w:rPr>
         <w:t>What did the people of Karachi do to protect their village?</w:t>
       </w:r>
     </w:p>
     <w:p>
       <w:pPr>
-        <w:ind w:left="360"/>
-      </w:pPr>
-      <w:r>
-        <w:lastRenderedPageBreak/>
-        <w:t>A.</w:t>
+        <w:pStyle w:val="ListParagraph"/>
+        <w:rPr>
+          <w:sz w:val="32"/>
+          <w:szCs w:val="32"/>
+        </w:rPr>
+      </w:pPr>
+      <w:r>
+        <w:rPr>
+          <w:sz w:val="32"/>
+          <w:szCs w:val="32"/>
+        </w:rPr>
+        <w:t>A.___________________________________________________</w:t>
       </w:r>
     </w:p>
     <w:p>
@@ -408,12 +832,16 @@
         <w:rPr>
           <w:b/>
           <w:bCs/>
+          <w:sz w:val="32"/>
+          <w:szCs w:val="32"/>
         </w:rPr>
       </w:pPr>
       <w:r>
         <w:rPr>
           <w:b/>
           <w:bCs/>
+          <w:sz w:val="32"/>
+          <w:szCs w:val="32"/>
         </w:rPr>
         <w:t>Q</w:t>
       </w:r>
@@ -421,15 +849,46 @@
         <w:rPr>
           <w:b/>
           <w:bCs/>
-        </w:rPr>
-        <w:t>4 Label</w:t>
+          <w:sz w:val="32"/>
+          <w:szCs w:val="32"/>
+        </w:rPr>
+        <w:t xml:space="preserve">4 </w:t>
       </w:r>
       <w:r>
         <w:rPr>
           <w:b/>
           <w:bCs/>
+          <w:sz w:val="32"/>
+          <w:szCs w:val="32"/>
+        </w:rPr>
+        <w:t xml:space="preserve">Draw and </w:t>
+      </w:r>
+      <w:r>
+        <w:rPr>
+          <w:b/>
+          <w:bCs/>
+          <w:sz w:val="32"/>
+          <w:szCs w:val="32"/>
+        </w:rPr>
+        <w:t>Label</w:t>
+      </w:r>
+      <w:r>
+        <w:rPr>
+          <w:b/>
+          <w:bCs/>
+          <w:sz w:val="32"/>
+          <w:szCs w:val="32"/>
         </w:rPr>
         <w:t xml:space="preserve"> the diagram.</w:t>
+      </w:r>
+      <w:r>
+        <w:rPr>
+          <w:b/>
+          <w:bCs/>
+          <w:sz w:val="32"/>
+          <w:szCs w:val="32"/>
+        </w:rPr>
+        <w:t xml:space="preserve"> (10 Marks)</w:t>
       </w:r>
     </w:p>
     <w:p>
@@ -439,9 +898,112 @@
           <w:ilvl w:val="0"/>
           <w:numId w:val="4"/>
         </w:numPr>
-      </w:pPr>
-      <w:r>
-        <w:t>Life cycle of plant.</w:t>
+        <w:rPr>
+          <w:sz w:val="32"/>
+          <w:szCs w:val="32"/>
+        </w:rPr>
+      </w:pPr>
+      <w:r>
+        <w:rPr>
+          <w:sz w:val="32"/>
+          <w:szCs w:val="32"/>
+        </w:rPr>
+        <w:t>Life cycle of</w:t>
+      </w:r>
+      <w:r>
+        <w:rPr>
+          <w:sz w:val="32"/>
+          <w:szCs w:val="32"/>
+        </w:rPr>
+        <w:t xml:space="preserve"> a</w:t>
+      </w:r>
+      <w:r>
+        <w:rPr>
+          <w:sz w:val="32"/>
+          <w:szCs w:val="32"/>
+        </w:rPr>
+        <w:t xml:space="preserve"> plant.</w:t>
+      </w:r>
+    </w:p>
+    <w:p>
+      <w:r>
+        <w:rPr>
+          <w:noProof/>
+        </w:rPr>
+        <mc:AlternateContent>
+          <mc:Choice Requires="wps">
+            <w:drawing>
+              <wp:anchor distT="0" distB="0" distL="114300" distR="114300" simplePos="0" relativeHeight="251659264" behindDoc="0" locked="0" layoutInCell="1" allowOverlap="1" wp14:anchorId="61D34864" wp14:editId="6385D2A3">
+                <wp:simplePos x="0" y="0"/>
+                <wp:positionH relativeFrom="margin">
+                  <wp:align>center</wp:align>
+                </wp:positionH>
+                <wp:positionV relativeFrom="paragraph">
+                  <wp:posOffset>250825</wp:posOffset>
+                </wp:positionV>
+                <wp:extent cx="5943600" cy="4305300"/>
+                <wp:effectExtent l="0" t="0" r="19050" b="19050"/>
+                <wp:wrapNone/>
+                <wp:docPr id="1311172815" name="Text Box 5"/>
+                <wp:cNvGraphicFramePr/>
+                <a:graphic xmlns:a="http://schemas.openxmlformats.org/drawingml/2006/main">
+                  <a:graphicData uri="http://schemas.microsoft.com/office/word/2010/wordprocessingShape">
+                    <wps:wsp>
+                      <wps:cNvSpPr txBox="1"/>
+                      <wps:spPr>
+                        <a:xfrm>
+                          <a:off x="0" y="0"/>
+                          <a:ext cx="5943600" cy="4305300"/>
+                        </a:xfrm>
+                        <a:prstGeom prst="rect">
+                          <a:avLst/>
+                        </a:prstGeom>
+                        <a:solidFill>
+                          <a:schemeClr val="lt1"/>
+                        </a:solidFill>
+                        <a:ln w="6350">
+                          <a:solidFill>
+                            <a:prstClr val="black"/>
+                          </a:solidFill>
+                        </a:ln>
+                      </wps:spPr>
+                      <wps:txbx>
+                        <w:txbxContent>
+                          <w:p/>
+                        </w:txbxContent>
+                      </wps:txbx>
+                      <wps:bodyPr rot="0" spcFirstLastPara="0" vertOverflow="overflow" horzOverflow="overflow" vert="horz" wrap="square" lIns="91440" tIns="45720" rIns="91440" bIns="45720" numCol="1" spcCol="0" rtlCol="0" fromWordArt="0" anchor="t" anchorCtr="0" forceAA="0" compatLnSpc="1">
+                        <a:prstTxWarp prst="textNoShape">
+                          <a:avLst/>
+                        </a:prstTxWarp>
+                        <a:noAutofit/>
+                      </wps:bodyPr>
+                    </wps:wsp>
+                  </a:graphicData>
+                </a:graphic>
+                <wp14:sizeRelH relativeFrom="margin">
+                  <wp14:pctWidth>0</wp14:pctWidth>
+                </wp14:sizeRelH>
+              </wp:anchor>
+            </w:drawing>
+          </mc:Choice>
+          <mc:Fallback>
+            <w:pict>
+              <v:shapetype w14:anchorId="61D34864" id="_x0000_t202" coordsize="21600,21600" o:spt="202" path="m,l,21600r21600,l21600,xe">
+                <v:stroke joinstyle="miter"/>
+                <v:path gradientshapeok="t" o:connecttype="rect"/>
+              </v:shapetype>
+              <v:shape id="Text Box 5" o:spid="_x0000_s1026" type="#_x0000_t202" style="position:absolute;margin-left:0;margin-top:19.75pt;width:468pt;height:339pt;z-index:251659264;visibility:visible;mso-wrap-style:square;mso-width-percent:0;mso-wrap-distance-left:9pt;mso-wrap-distance-top:0;mso-wrap-distance-right:9pt;mso-wrap-distance-bottom:0;mso-position-horizontal:center;mso-position-horizontal-relative:margin;mso-position-vertical:absolute;mso-position-vertical-relative:text;mso-width-percent:0;mso-width-relative:margin;v-text-anchor:top" o:gfxdata="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" fillcolor="white [3201]" strokeweight=".5pt">
+                <v:textbox>
+                  <w:txbxContent>
+                    <w:p/>
+                  </w:txbxContent>
+                </v:textbox>
+                <w10:wrap anchorx="margin"/>
+              </v:shape>
+            </w:pict>
+          </mc:Fallback>
+        </mc:AlternateContent>
       </w:r>
     </w:p>
     <w:p/>
@@ -451,193 +1013,942 @@
     <w:p/>
     <w:p/>
     <w:p/>
-    <w:p/>
-    <w:p/>
     <w:p>
       <w:pPr>
         <w:rPr>
           <w:b/>
           <w:bCs/>
+          <w:sz w:val="32"/>
+          <w:szCs w:val="32"/>
         </w:rPr>
       </w:pPr>
       <w:r>
         <w:rPr>
           <w:b/>
           <w:bCs/>
-        </w:rPr>
-        <w:t xml:space="preserve">Q 5 write a short note on </w:t>
-      </w:r>
-      <w:r>
+          <w:sz w:val="32"/>
+          <w:szCs w:val="32"/>
+        </w:rPr>
+        <w:br w:type="page"/>
+      </w:r>
+    </w:p>
+    <w:p>
+      <w:pPr>
         <w:rPr>
           <w:b/>
           <w:bCs/>
-        </w:rPr>
-        <w:t>“O</w:t>
-      </w:r>
+          <w:sz w:val="32"/>
+          <w:szCs w:val="32"/>
+        </w:rPr>
+      </w:pPr>
       <w:r>
         <w:rPr>
           <w:b/>
           <w:bCs/>
-        </w:rPr>
-        <w:t>ur resources</w:t>
+          <w:sz w:val="32"/>
+          <w:szCs w:val="32"/>
+        </w:rPr>
+        <w:t xml:space="preserve">Q 5 write a short note on </w:t>
       </w:r>
       <w:r>
         <w:rPr>
           <w:b/>
           <w:bCs/>
-        </w:rPr>
-        <w:t>”.</w:t>
-      </w:r>
-    </w:p>
-    <w:p>
-      <w:r>
-        <w:t>Resources</w:t>
-      </w:r>
-    </w:p>
-    <w:p/>
-    <w:p>
-      <w:pPr>
-        <w:pStyle w:val="ListParagraph"/>
-        <w:numPr>
-          <w:ilvl w:val="0"/>
-          <w:numId w:val="6"/>
-        </w:numPr>
-      </w:pPr>
-      <w:r>
-        <w:t>Natural resources</w:t>
-      </w:r>
-    </w:p>
-    <w:p/>
-    <w:p>
-      <w:pPr>
-        <w:pStyle w:val="ListParagraph"/>
-        <w:numPr>
-          <w:ilvl w:val="0"/>
-          <w:numId w:val="6"/>
-        </w:numPr>
-      </w:pPr>
-      <w:r>
-        <w:t>Human resources</w:t>
-      </w:r>
-    </w:p>
-    <w:p/>
-    <w:p>
-      <w:pPr>
-        <w:pStyle w:val="ListParagraph"/>
-        <w:numPr>
-          <w:ilvl w:val="0"/>
-          <w:numId w:val="6"/>
-        </w:numPr>
-      </w:pPr>
-      <w:r>
-        <w:t>Capital resources.</w:t>
-      </w:r>
-    </w:p>
-    <w:p/>
-    <w:p>
-      <w:pPr>
+          <w:sz w:val="32"/>
+          <w:szCs w:val="32"/>
+        </w:rPr>
+        <w:t>any two types of Resources.</w:t>
+      </w:r>
+      <w:r>
         <w:rPr>
           <w:b/>
           <w:bCs/>
-        </w:rPr>
-      </w:pPr>
-      <w:r>
+          <w:sz w:val="32"/>
+          <w:szCs w:val="32"/>
+        </w:rPr>
+        <w:t xml:space="preserve"> (10 Marks)</w:t>
+      </w:r>
+    </w:p>
+    <w:tbl>
+      <w:tblPr>
+        <w:tblStyle w:val="TableGrid"/>
+        <w:tblW w:w="9360" w:type="dxa"/>
+        <w:tblLook w:val="04A0" w:firstRow="1" w:lastRow="0" w:firstColumn="1" w:lastColumn="0" w:noHBand="0" w:noVBand="1"/>
+      </w:tblPr>
+      <w:tblGrid>
+        <w:gridCol w:w="9360"/>
+      </w:tblGrid>
+      <w:tr>
+        <w:trPr>
+          <w:trHeight w:val="720"/>
+        </w:trPr>
+        <w:tc>
+          <w:tcPr>
+            <w:tcW w:w="9360" w:type="dxa"/>
+          </w:tcPr>
+          <w:p>
+            <w:pPr>
+              <w:rPr>
+                <w:sz w:val="32"/>
+                <w:szCs w:val="32"/>
+              </w:rPr>
+            </w:pPr>
+          </w:p>
+        </w:tc>
+      </w:tr>
+      <w:tr>
+        <w:trPr>
+          <w:trHeight w:val="720"/>
+        </w:trPr>
+        <w:tc>
+          <w:tcPr>
+            <w:tcW w:w="9360" w:type="dxa"/>
+          </w:tcPr>
+          <w:p>
+            <w:pPr>
+              <w:rPr>
+                <w:sz w:val="32"/>
+                <w:szCs w:val="32"/>
+              </w:rPr>
+            </w:pPr>
+          </w:p>
+        </w:tc>
+      </w:tr>
+      <w:tr>
+        <w:trPr>
+          <w:trHeight w:val="720"/>
+        </w:trPr>
+        <w:tc>
+          <w:tcPr>
+            <w:tcW w:w="9360" w:type="dxa"/>
+          </w:tcPr>
+          <w:p>
+            <w:pPr>
+              <w:rPr>
+                <w:sz w:val="32"/>
+                <w:szCs w:val="32"/>
+              </w:rPr>
+            </w:pPr>
+          </w:p>
+        </w:tc>
+      </w:tr>
+      <w:tr>
+        <w:trPr>
+          <w:trHeight w:val="720"/>
+        </w:trPr>
+        <w:tc>
+          <w:tcPr>
+            <w:tcW w:w="9360" w:type="dxa"/>
+          </w:tcPr>
+          <w:p>
+            <w:pPr>
+              <w:rPr>
+                <w:sz w:val="32"/>
+                <w:szCs w:val="32"/>
+              </w:rPr>
+            </w:pPr>
+          </w:p>
+        </w:tc>
+      </w:tr>
+      <w:tr>
+        <w:trPr>
+          <w:trHeight w:val="720"/>
+        </w:trPr>
+        <w:tc>
+          <w:tcPr>
+            <w:tcW w:w="9360" w:type="dxa"/>
+          </w:tcPr>
+          <w:p>
+            <w:pPr>
+              <w:rPr>
+                <w:sz w:val="32"/>
+                <w:szCs w:val="32"/>
+              </w:rPr>
+            </w:pPr>
+          </w:p>
+        </w:tc>
+      </w:tr>
+      <w:tr>
+        <w:trPr>
+          <w:trHeight w:val="720"/>
+        </w:trPr>
+        <w:tc>
+          <w:tcPr>
+            <w:tcW w:w="9360" w:type="dxa"/>
+          </w:tcPr>
+          <w:p>
+            <w:pPr>
+              <w:rPr>
+                <w:sz w:val="32"/>
+                <w:szCs w:val="32"/>
+              </w:rPr>
+            </w:pPr>
+          </w:p>
+        </w:tc>
+      </w:tr>
+      <w:tr>
+        <w:trPr>
+          <w:trHeight w:val="720"/>
+        </w:trPr>
+        <w:tc>
+          <w:tcPr>
+            <w:tcW w:w="9360" w:type="dxa"/>
+          </w:tcPr>
+          <w:p>
+            <w:pPr>
+              <w:rPr>
+                <w:sz w:val="32"/>
+                <w:szCs w:val="32"/>
+              </w:rPr>
+            </w:pPr>
+          </w:p>
+        </w:tc>
+      </w:tr>
+    </w:tbl>
+    <w:p>
+      <w:pPr>
+        <w:rPr>
+          <w:sz w:val="32"/>
+          <w:szCs w:val="32"/>
+        </w:rPr>
+      </w:pPr>
+    </w:p>
+    <w:p>
+      <w:pPr>
         <w:rPr>
           <w:b/>
           <w:bCs/>
-        </w:rPr>
-        <w:t>Q6: Keywords</w:t>
-      </w:r>
-    </w:p>
-    <w:p>
-      <w:pPr>
-        <w:pStyle w:val="ListParagraph"/>
-        <w:numPr>
-          <w:ilvl w:val="0"/>
-          <w:numId w:val="5"/>
-        </w:numPr>
-      </w:pPr>
-      <w:r>
-        <w:t>_________</w:t>
-      </w:r>
-    </w:p>
-    <w:p>
-      <w:pPr>
-        <w:pStyle w:val="ListParagraph"/>
-        <w:numPr>
-          <w:ilvl w:val="0"/>
-          <w:numId w:val="5"/>
-        </w:numPr>
-      </w:pPr>
-      <w:r>
-        <w:t>_________</w:t>
-      </w:r>
-    </w:p>
-    <w:p>
-      <w:pPr>
-        <w:pStyle w:val="ListParagraph"/>
-        <w:numPr>
-          <w:ilvl w:val="0"/>
-          <w:numId w:val="5"/>
-        </w:numPr>
-      </w:pPr>
-      <w:r>
-        <w:t>_________</w:t>
-      </w:r>
-    </w:p>
-    <w:p>
-      <w:pPr>
-        <w:pStyle w:val="ListParagraph"/>
-        <w:numPr>
-          <w:ilvl w:val="0"/>
-          <w:numId w:val="5"/>
-        </w:numPr>
-      </w:pPr>
-      <w:r>
-        <w:t>__________</w:t>
-      </w:r>
-    </w:p>
-    <w:p>
-      <w:pPr>
-        <w:pStyle w:val="ListParagraph"/>
-        <w:numPr>
-          <w:ilvl w:val="0"/>
-          <w:numId w:val="5"/>
-        </w:numPr>
-      </w:pPr>
-      <w:r>
-        <w:t>_________</w:t>
-      </w:r>
-    </w:p>
+          <w:sz w:val="32"/>
+          <w:szCs w:val="32"/>
+        </w:rPr>
+      </w:pPr>
+      <w:r>
+        <w:rPr>
+          <w:b/>
+          <w:bCs/>
+          <w:sz w:val="32"/>
+          <w:szCs w:val="32"/>
+        </w:rPr>
+        <w:t xml:space="preserve">Q6: </w:t>
+      </w:r>
+      <w:r>
+        <w:rPr>
+          <w:b/>
+          <w:bCs/>
+          <w:sz w:val="32"/>
+          <w:szCs w:val="32"/>
+        </w:rPr>
+        <w:t>Activity from Book, Page No# 37. (4 Marks)</w:t>
+      </w:r>
+    </w:p>
+    <w:p>
+      <w:pPr>
+        <w:spacing w:line="480" w:lineRule="auto"/>
+        <w:rPr>
+          <w:sz w:val="32"/>
+          <w:szCs w:val="32"/>
+        </w:rPr>
+      </w:pPr>
+      <w:r>
+        <w:rPr>
+          <w:noProof/>
+          <w:sz w:val="32"/>
+          <w:szCs w:val="32"/>
+        </w:rPr>
+        <mc:AlternateContent>
+          <mc:Choice Requires="wps">
+            <w:drawing>
+              <wp:anchor distT="0" distB="0" distL="114300" distR="114300" simplePos="0" relativeHeight="251660288" behindDoc="0" locked="0" layoutInCell="1" allowOverlap="1" wp14:anchorId="39FEA1B6" wp14:editId="30B9EE0E">
+                <wp:simplePos x="0" y="0"/>
+                <wp:positionH relativeFrom="margin">
+                  <wp:align>center</wp:align>
+                </wp:positionH>
+                <wp:positionV relativeFrom="paragraph">
+                  <wp:posOffset>136525</wp:posOffset>
+                </wp:positionV>
+                <wp:extent cx="6126480" cy="3905250"/>
+                <wp:effectExtent l="0" t="0" r="26670" b="19050"/>
+                <wp:wrapNone/>
+                <wp:docPr id="1099359500" name="Text Box 6"/>
+                <wp:cNvGraphicFramePr/>
+                <a:graphic xmlns:a="http://schemas.openxmlformats.org/drawingml/2006/main">
+                  <a:graphicData uri="http://schemas.microsoft.com/office/word/2010/wordprocessingShape">
+                    <wps:wsp>
+                      <wps:cNvSpPr txBox="1"/>
+                      <wps:spPr>
+                        <a:xfrm>
+                          <a:off x="0" y="0"/>
+                          <a:ext cx="6126480" cy="3905250"/>
+                        </a:xfrm>
+                        <a:prstGeom prst="rect">
+                          <a:avLst/>
+                        </a:prstGeom>
+                        <a:solidFill>
+                          <a:schemeClr val="lt1"/>
+                        </a:solidFill>
+                        <a:ln w="6350">
+                          <a:solidFill>
+                            <a:prstClr val="black"/>
+                          </a:solidFill>
+                        </a:ln>
+                      </wps:spPr>
+                      <wps:txbx>
+                        <w:txbxContent>
+                          <w:p/>
+                        </w:txbxContent>
+                      </wps:txbx>
+                      <wps:bodyPr rot="0" spcFirstLastPara="0" vertOverflow="overflow" horzOverflow="overflow" vert="horz" wrap="square" lIns="91440" tIns="45720" rIns="91440" bIns="45720" numCol="1" spcCol="0" rtlCol="0" fromWordArt="0" anchor="t" anchorCtr="0" forceAA="0" compatLnSpc="1">
+                        <a:prstTxWarp prst="textNoShape">
+                          <a:avLst/>
+                        </a:prstTxWarp>
+                        <a:noAutofit/>
+                      </wps:bodyPr>
+                    </wps:wsp>
+                  </a:graphicData>
+                </a:graphic>
+                <wp14:sizeRelH relativeFrom="margin">
+                  <wp14:pctWidth>0</wp14:pctWidth>
+                </wp14:sizeRelH>
+              </wp:anchor>
+            </w:drawing>
+          </mc:Choice>
+          <mc:Fallback>
+            <w:pict>
+              <v:shape w14:anchorId="39FEA1B6" id="Text Box 6" o:spid="_x0000_s1027" type="#_x0000_t202" style="position:absolute;margin-left:0;margin-top:10.75pt;width:482.4pt;height:307.5pt;z-index:251660288;visibility:visible;mso-wrap-style:square;mso-width-percent:0;mso-wrap-distance-left:9pt;mso-wrap-distance-top:0;mso-wrap-distance-right:9pt;mso-wrap-distance-bottom:0;mso-position-horizontal:center;mso-position-horizontal-relative:margin;mso-position-vertical:absolute;mso-position-vertical-relative:text;mso-width-percent:0;mso-width-relative:margin;v-text-anchor:top" o:gfxdata="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" fillcolor="white [3201]" strokeweight=".5pt">
+                <v:textbox>
+                  <w:txbxContent>
+                    <w:p/>
+                  </w:txbxContent>
+                </v:textbox>
+                <w10:wrap anchorx="margin"/>
+              </v:shape>
+            </w:pict>
+          </mc:Fallback>
+        </mc:AlternateContent>
+      </w:r>
+    </w:p>
+    <w:p/>
     <w:p>
       <w:pPr>
         <w:ind w:left="360"/>
-        <w:jc w:val="center"/>
-        <w:rPr>
-          <w:rFonts w:ascii="Algerian" w:hAnsi="Algerian"/>
-          <w:u w:val="double"/>
-        </w:rPr>
-      </w:pPr>
-      <w:r>
-        <w:rPr>
-          <w:rFonts w:ascii="Algerian" w:hAnsi="Algerian"/>
-          <w:u w:val="double"/>
-        </w:rPr>
-        <w:t>BEST OF LUCK</w:t>
-      </w:r>
-    </w:p>
-    <w:p>
-      <w:pPr>
-        <w:ind w:left="360"/>
       </w:pPr>
     </w:p>
     <w:p/>
     <w:p>
-      <w:pPr>
-        <w:ind w:left="360"/>
-      </w:pPr>
-    </w:p>
-    <w:p/>
+      <w:r>
+        <w:br w:type="page"/>
+      </w:r>
+    </w:p>
+    <w:p>
+      <w:pPr>
+        <w:rPr>
+          <w:b/>
+          <w:bCs/>
+          <w:sz w:val="32"/>
+          <w:szCs w:val="32"/>
+        </w:rPr>
+      </w:pPr>
+      <w:r>
+        <w:rPr>
+          <w:b/>
+          <w:bCs/>
+          <w:sz w:val="32"/>
+          <w:szCs w:val="32"/>
+        </w:rPr>
+        <w:t>Q6. Answer the Following. (6 Marks)</w:t>
+      </w:r>
+    </w:p>
+    <w:tbl>
+      <w:tblPr>
+        <w:tblStyle w:val="TableGrid"/>
+        <w:tblW w:w="0" w:type="auto"/>
+        <w:tblLook w:val="04A0" w:firstRow="1" w:lastRow="0" w:firstColumn="1" w:lastColumn="0" w:noHBand="0" w:noVBand="1"/>
+      </w:tblPr>
+      <w:tblGrid>
+        <w:gridCol w:w="3116"/>
+        <w:gridCol w:w="1559"/>
+        <w:gridCol w:w="1558"/>
+        <w:gridCol w:w="3117"/>
+      </w:tblGrid>
+      <w:tr>
+        <w:trPr>
+          <w:trHeight w:val="432"/>
+        </w:trPr>
+        <w:tc>
+          <w:tcPr>
+            <w:tcW w:w="9350" w:type="dxa"/>
+            <w:gridSpan w:val="4"/>
+            <w:tcBorders>
+              <w:top w:val="nil"/>
+              <w:left w:val="nil"/>
+              <w:bottom w:val="single" w:sz="4" w:space="0" w:color="auto"/>
+              <w:right w:val="nil"/>
+            </w:tcBorders>
+          </w:tcPr>
+          <w:p>
+            <w:pPr>
+              <w:pStyle w:val="ListParagraph"/>
+              <w:numPr>
+                <w:ilvl w:val="0"/>
+                <w:numId w:val="11"/>
+              </w:numPr>
+              <w:rPr>
+                <w:sz w:val="32"/>
+                <w:szCs w:val="32"/>
+              </w:rPr>
+            </w:pPr>
+            <w:r>
+              <w:rPr>
+                <w:sz w:val="32"/>
+                <w:szCs w:val="32"/>
+              </w:rPr>
+              <w:t>Name Three Animals that eat Meat.</w:t>
+            </w:r>
+          </w:p>
+        </w:tc>
+      </w:tr>
+      <w:tr>
+        <w:trPr>
+          <w:trHeight w:val="576"/>
+        </w:trPr>
+        <w:tc>
+          <w:tcPr>
+            <w:tcW w:w="3116" w:type="dxa"/>
+            <w:tcBorders>
+              <w:top w:val="single" w:sz="4" w:space="0" w:color="auto"/>
+              <w:bottom w:val="single" w:sz="4" w:space="0" w:color="auto"/>
+            </w:tcBorders>
+          </w:tcPr>
+          <w:p>
+            <w:pPr>
+              <w:rPr>
+                <w:b/>
+                <w:bCs/>
+                <w:sz w:val="32"/>
+                <w:szCs w:val="32"/>
+              </w:rPr>
+            </w:pPr>
+          </w:p>
+        </w:tc>
+        <w:tc>
+          <w:tcPr>
+            <w:tcW w:w="3117" w:type="dxa"/>
+            <w:gridSpan w:val="2"/>
+            <w:tcBorders>
+              <w:top w:val="single" w:sz="4" w:space="0" w:color="auto"/>
+              <w:bottom w:val="single" w:sz="4" w:space="0" w:color="auto"/>
+            </w:tcBorders>
+          </w:tcPr>
+          <w:p>
+            <w:pPr>
+              <w:rPr>
+                <w:b/>
+                <w:bCs/>
+                <w:sz w:val="32"/>
+                <w:szCs w:val="32"/>
+              </w:rPr>
+            </w:pPr>
+          </w:p>
+        </w:tc>
+        <w:tc>
+          <w:tcPr>
+            <w:tcW w:w="3117" w:type="dxa"/>
+            <w:tcBorders>
+              <w:top w:val="single" w:sz="4" w:space="0" w:color="auto"/>
+              <w:bottom w:val="single" w:sz="4" w:space="0" w:color="auto"/>
+            </w:tcBorders>
+          </w:tcPr>
+          <w:p>
+            <w:pPr>
+              <w:rPr>
+                <w:b/>
+                <w:bCs/>
+                <w:sz w:val="32"/>
+                <w:szCs w:val="32"/>
+              </w:rPr>
+            </w:pPr>
+          </w:p>
+        </w:tc>
+      </w:tr>
+      <w:tr>
+        <w:trPr>
+          <w:trHeight w:val="432"/>
+        </w:trPr>
+        <w:tc>
+          <w:tcPr>
+            <w:tcW w:w="3116" w:type="dxa"/>
+            <w:tcBorders>
+              <w:top w:val="single" w:sz="4" w:space="0" w:color="auto"/>
+              <w:left w:val="nil"/>
+              <w:bottom w:val="nil"/>
+              <w:right w:val="nil"/>
+            </w:tcBorders>
+          </w:tcPr>
+          <w:p>
+            <w:pPr>
+              <w:rPr>
+                <w:b/>
+                <w:bCs/>
+                <w:sz w:val="32"/>
+                <w:szCs w:val="32"/>
+              </w:rPr>
+            </w:pPr>
+          </w:p>
+        </w:tc>
+        <w:tc>
+          <w:tcPr>
+            <w:tcW w:w="3117" w:type="dxa"/>
+            <w:gridSpan w:val="2"/>
+            <w:tcBorders>
+              <w:top w:val="single" w:sz="4" w:space="0" w:color="auto"/>
+              <w:left w:val="nil"/>
+              <w:bottom w:val="nil"/>
+              <w:right w:val="nil"/>
+            </w:tcBorders>
+          </w:tcPr>
+          <w:p>
+            <w:pPr>
+              <w:rPr>
+                <w:b/>
+                <w:bCs/>
+                <w:sz w:val="32"/>
+                <w:szCs w:val="32"/>
+              </w:rPr>
+            </w:pPr>
+          </w:p>
+        </w:tc>
+        <w:tc>
+          <w:tcPr>
+            <w:tcW w:w="3117" w:type="dxa"/>
+            <w:tcBorders>
+              <w:top w:val="single" w:sz="4" w:space="0" w:color="auto"/>
+              <w:left w:val="nil"/>
+              <w:bottom w:val="nil"/>
+              <w:right w:val="nil"/>
+            </w:tcBorders>
+          </w:tcPr>
+          <w:p>
+            <w:pPr>
+              <w:rPr>
+                <w:b/>
+                <w:bCs/>
+                <w:sz w:val="32"/>
+                <w:szCs w:val="32"/>
+              </w:rPr>
+            </w:pPr>
+          </w:p>
+        </w:tc>
+      </w:tr>
+      <w:tr>
+        <w:trPr>
+          <w:trHeight w:val="432"/>
+        </w:trPr>
+        <w:tc>
+          <w:tcPr>
+            <w:tcW w:w="9350" w:type="dxa"/>
+            <w:gridSpan w:val="4"/>
+            <w:tcBorders>
+              <w:top w:val="nil"/>
+              <w:left w:val="nil"/>
+              <w:bottom w:val="single" w:sz="4" w:space="0" w:color="auto"/>
+              <w:right w:val="nil"/>
+            </w:tcBorders>
+          </w:tcPr>
+          <w:p>
+            <w:pPr>
+              <w:pStyle w:val="ListParagraph"/>
+              <w:numPr>
+                <w:ilvl w:val="0"/>
+                <w:numId w:val="11"/>
+              </w:numPr>
+              <w:rPr>
+                <w:sz w:val="32"/>
+                <w:szCs w:val="32"/>
+              </w:rPr>
+            </w:pPr>
+            <w:r>
+              <w:rPr>
+                <w:sz w:val="32"/>
+                <w:szCs w:val="32"/>
+              </w:rPr>
+              <w:t>Name Two Animals that eat Plants.</w:t>
+            </w:r>
+          </w:p>
+        </w:tc>
+      </w:tr>
+      <w:tr>
+        <w:trPr>
+          <w:trHeight w:val="576"/>
+        </w:trPr>
+        <w:tc>
+          <w:tcPr>
+            <w:tcW w:w="4675" w:type="dxa"/>
+            <w:gridSpan w:val="2"/>
+            <w:tcBorders>
+              <w:top w:val="single" w:sz="4" w:space="0" w:color="auto"/>
+              <w:bottom w:val="single" w:sz="4" w:space="0" w:color="auto"/>
+            </w:tcBorders>
+          </w:tcPr>
+          <w:p>
+            <w:pPr>
+              <w:rPr>
+                <w:b/>
+                <w:bCs/>
+                <w:sz w:val="32"/>
+                <w:szCs w:val="32"/>
+              </w:rPr>
+            </w:pPr>
+          </w:p>
+        </w:tc>
+        <w:tc>
+          <w:tcPr>
+            <w:tcW w:w="4675" w:type="dxa"/>
+            <w:gridSpan w:val="2"/>
+            <w:tcBorders>
+              <w:top w:val="single" w:sz="4" w:space="0" w:color="auto"/>
+              <w:bottom w:val="single" w:sz="4" w:space="0" w:color="auto"/>
+            </w:tcBorders>
+          </w:tcPr>
+          <w:p>
+            <w:pPr>
+              <w:rPr>
+                <w:b/>
+                <w:bCs/>
+                <w:sz w:val="32"/>
+                <w:szCs w:val="32"/>
+              </w:rPr>
+            </w:pPr>
+          </w:p>
+        </w:tc>
+      </w:tr>
+      <w:tr>
+        <w:trPr>
+          <w:trHeight w:val="432"/>
+        </w:trPr>
+        <w:tc>
+          <w:tcPr>
+            <w:tcW w:w="3116" w:type="dxa"/>
+            <w:tcBorders>
+              <w:top w:val="single" w:sz="4" w:space="0" w:color="auto"/>
+              <w:left w:val="nil"/>
+              <w:bottom w:val="nil"/>
+              <w:right w:val="nil"/>
+            </w:tcBorders>
+          </w:tcPr>
+          <w:p>
+            <w:pPr>
+              <w:rPr>
+                <w:b/>
+                <w:bCs/>
+                <w:sz w:val="32"/>
+                <w:szCs w:val="32"/>
+              </w:rPr>
+            </w:pPr>
+          </w:p>
+        </w:tc>
+        <w:tc>
+          <w:tcPr>
+            <w:tcW w:w="3117" w:type="dxa"/>
+            <w:gridSpan w:val="2"/>
+            <w:tcBorders>
+              <w:top w:val="single" w:sz="4" w:space="0" w:color="auto"/>
+              <w:left w:val="nil"/>
+              <w:bottom w:val="nil"/>
+              <w:right w:val="nil"/>
+            </w:tcBorders>
+          </w:tcPr>
+          <w:p>
+            <w:pPr>
+              <w:rPr>
+                <w:b/>
+                <w:bCs/>
+                <w:sz w:val="32"/>
+                <w:szCs w:val="32"/>
+              </w:rPr>
+            </w:pPr>
+          </w:p>
+        </w:tc>
+        <w:tc>
+          <w:tcPr>
+            <w:tcW w:w="3117" w:type="dxa"/>
+            <w:tcBorders>
+              <w:top w:val="single" w:sz="4" w:space="0" w:color="auto"/>
+              <w:left w:val="nil"/>
+              <w:bottom w:val="nil"/>
+              <w:right w:val="nil"/>
+            </w:tcBorders>
+          </w:tcPr>
+          <w:p>
+            <w:pPr>
+              <w:rPr>
+                <w:b/>
+                <w:bCs/>
+                <w:sz w:val="32"/>
+                <w:szCs w:val="32"/>
+              </w:rPr>
+            </w:pPr>
+          </w:p>
+        </w:tc>
+      </w:tr>
+      <w:tr>
+        <w:trPr>
+          <w:trHeight w:val="432"/>
+        </w:trPr>
+        <w:tc>
+          <w:tcPr>
+            <w:tcW w:w="9350" w:type="dxa"/>
+            <w:gridSpan w:val="4"/>
+            <w:tcBorders>
+              <w:top w:val="nil"/>
+              <w:left w:val="nil"/>
+              <w:bottom w:val="single" w:sz="4" w:space="0" w:color="auto"/>
+              <w:right w:val="nil"/>
+            </w:tcBorders>
+          </w:tcPr>
+          <w:p>
+            <w:pPr>
+              <w:pStyle w:val="ListParagraph"/>
+              <w:numPr>
+                <w:ilvl w:val="0"/>
+                <w:numId w:val="11"/>
+              </w:numPr>
+              <w:rPr>
+                <w:sz w:val="32"/>
+                <w:szCs w:val="32"/>
+              </w:rPr>
+            </w:pPr>
+            <w:r>
+              <w:rPr>
+                <w:sz w:val="32"/>
+                <w:szCs w:val="32"/>
+              </w:rPr>
+              <w:t>Name Two Animals that Eat Meat and Plants.</w:t>
+            </w:r>
+          </w:p>
+        </w:tc>
+      </w:tr>
+      <w:tr>
+        <w:trPr>
+          <w:trHeight w:val="576"/>
+        </w:trPr>
+        <w:tc>
+          <w:tcPr>
+            <w:tcW w:w="4675" w:type="dxa"/>
+            <w:gridSpan w:val="2"/>
+            <w:tcBorders>
+              <w:top w:val="single" w:sz="4" w:space="0" w:color="auto"/>
+            </w:tcBorders>
+          </w:tcPr>
+          <w:p>
+            <w:pPr>
+              <w:rPr>
+                <w:b/>
+                <w:bCs/>
+                <w:sz w:val="32"/>
+                <w:szCs w:val="32"/>
+              </w:rPr>
+            </w:pPr>
+          </w:p>
+        </w:tc>
+        <w:tc>
+          <w:tcPr>
+            <w:tcW w:w="4675" w:type="dxa"/>
+            <w:gridSpan w:val="2"/>
+            <w:tcBorders>
+              <w:top w:val="single" w:sz="4" w:space="0" w:color="auto"/>
+            </w:tcBorders>
+          </w:tcPr>
+          <w:p>
+            <w:pPr>
+              <w:rPr>
+                <w:b/>
+                <w:bCs/>
+                <w:sz w:val="32"/>
+                <w:szCs w:val="32"/>
+              </w:rPr>
+            </w:pPr>
+          </w:p>
+        </w:tc>
+      </w:tr>
+    </w:tbl>
+    <w:p>
+      <w:pPr>
+        <w:rPr>
+          <w:b/>
+          <w:bCs/>
+          <w:sz w:val="32"/>
+          <w:szCs w:val="32"/>
+        </w:rPr>
+      </w:pPr>
+    </w:p>
+    <w:p>
+      <w:pPr>
+        <w:rPr>
+          <w:b/>
+          <w:bCs/>
+          <w:sz w:val="24"/>
+          <w:szCs w:val="24"/>
+        </w:rPr>
+      </w:pPr>
+      <w:r>
+        <w:rPr>
+          <w:b/>
+          <w:bCs/>
+          <w:sz w:val="32"/>
+          <w:szCs w:val="32"/>
+        </w:rPr>
+        <w:t xml:space="preserve">Q7. Fill the following timeline and mention the year according. </w:t>
+      </w:r>
+      <w:r>
+        <w:rPr>
+          <w:b/>
+          <w:bCs/>
+          <w:sz w:val="24"/>
+          <w:szCs w:val="24"/>
+        </w:rPr>
+        <w:t>(3 Marks)</w:t>
+      </w:r>
+    </w:p>
+    <w:tbl>
+      <w:tblPr>
+        <w:tblStyle w:val="TableGrid"/>
+        <w:tblW w:w="0" w:type="auto"/>
+        <w:tblLook w:val="04A0" w:firstRow="1" w:lastRow="0" w:firstColumn="1" w:lastColumn="0" w:noHBand="0" w:noVBand="1"/>
+      </w:tblPr>
+      <w:tblGrid>
+        <w:gridCol w:w="3116"/>
+        <w:gridCol w:w="3117"/>
+        <w:gridCol w:w="3117"/>
+      </w:tblGrid>
+      <w:tr>
+        <w:tc>
+          <w:tcPr>
+            <w:tcW w:w="3116" w:type="dxa"/>
+            <w:vAlign w:val="center"/>
+          </w:tcPr>
+          <w:p>
+            <w:pPr>
+              <w:rPr>
+                <w:sz w:val="32"/>
+                <w:szCs w:val="32"/>
+              </w:rPr>
+            </w:pPr>
+            <w:r>
+              <w:rPr>
+                <w:sz w:val="32"/>
+                <w:szCs w:val="32"/>
+              </w:rPr>
+              <w:t>I was born on</w:t>
+            </w:r>
+          </w:p>
+        </w:tc>
+        <w:tc>
+          <w:tcPr>
+            <w:tcW w:w="3117" w:type="dxa"/>
+            <w:vAlign w:val="center"/>
+          </w:tcPr>
+          <w:p>
+            <w:pPr>
+              <w:rPr>
+                <w:sz w:val="32"/>
+                <w:szCs w:val="32"/>
+              </w:rPr>
+            </w:pPr>
+            <w:r>
+              <w:rPr>
+                <w:sz w:val="32"/>
+                <w:szCs w:val="32"/>
+              </w:rPr>
+              <w:t>I started working when I was</w:t>
+            </w:r>
+          </w:p>
+        </w:tc>
+        <w:tc>
+          <w:tcPr>
+            <w:tcW w:w="3117" w:type="dxa"/>
+            <w:vAlign w:val="center"/>
+          </w:tcPr>
+          <w:p>
+            <w:pPr>
+              <w:rPr>
+                <w:sz w:val="32"/>
+                <w:szCs w:val="32"/>
+              </w:rPr>
+            </w:pPr>
+            <w:r>
+              <w:rPr>
+                <w:sz w:val="32"/>
+                <w:szCs w:val="32"/>
+              </w:rPr>
+              <w:t>I started school when I was</w:t>
+            </w:r>
+          </w:p>
+        </w:tc>
+      </w:tr>
+      <w:tr>
+        <w:trPr>
+          <w:trHeight w:val="864"/>
+        </w:trPr>
+        <w:tc>
+          <w:tcPr>
+            <w:tcW w:w="3116" w:type="dxa"/>
+            <w:vAlign w:val="center"/>
+          </w:tcPr>
+          <w:p>
+            <w:pPr>
+              <w:rPr>
+                <w:b/>
+                <w:bCs/>
+                <w:sz w:val="32"/>
+                <w:szCs w:val="32"/>
+              </w:rPr>
+            </w:pPr>
+          </w:p>
+        </w:tc>
+        <w:tc>
+          <w:tcPr>
+            <w:tcW w:w="3117" w:type="dxa"/>
+            <w:vAlign w:val="center"/>
+          </w:tcPr>
+          <w:p>
+            <w:pPr>
+              <w:rPr>
+                <w:b/>
+                <w:bCs/>
+                <w:sz w:val="32"/>
+                <w:szCs w:val="32"/>
+              </w:rPr>
+            </w:pPr>
+          </w:p>
+        </w:tc>
+        <w:tc>
+          <w:tcPr>
+            <w:tcW w:w="3117" w:type="dxa"/>
+            <w:vAlign w:val="center"/>
+          </w:tcPr>
+          <w:p>
+            <w:pPr>
+              <w:rPr>
+                <w:b/>
+                <w:bCs/>
+                <w:sz w:val="32"/>
+                <w:szCs w:val="32"/>
+              </w:rPr>
+            </w:pPr>
+          </w:p>
+        </w:tc>
+      </w:tr>
+    </w:tbl>
+    <w:p>
+      <w:pPr>
+        <w:rPr>
+          <w:b/>
+          <w:bCs/>
+          <w:sz w:val="32"/>
+          <w:szCs w:val="32"/>
+        </w:rPr>
+      </w:pPr>
+    </w:p>
     <w:sectPr>
       <w:pgSz w:w="12240" w:h="15840"/>
       <w:pgMar w:top="1440" w:right="1440" w:bottom="1440" w:left="1440" w:header="720" w:footer="720" w:gutter="0"/>
@@ -648,9 +1959,145 @@
 </w:document>
 </file>
 
+<file path=word/endnotes.xml><?xml version="1.0" encoding="utf-8"?>
+<w:endnotes xmlns:wpc="http://schemas.microsoft.com/office/word/2010/wordprocessingCanvas" xmlns:cx="http://schemas.microsoft.com/office/drawing/2014/chartex" xmlns:cx1="http://schemas.microsoft.com/office/drawing/2015/9/8/chartex" xmlns:cx2="http://schemas.microsoft.com/office/drawing/2015/10/21/chartex" xmlns:cx3="http://schemas.microsoft.com/office/drawing/2016/5/9/chartex" xmlns:cx4="http://schemas.microsoft.com/office/drawing/2016/5/10/chartex" xmlns:cx5="http://schemas.microsoft.com/office/drawing/2016/5/11/chartex" xmlns:cx6="http://schemas.microsoft.com/office/drawing/2016/5/12/chartex" xmlns:cx7="http://schemas.microsoft.com/office/drawing/2016/5/13/chartex" xmlns:cx8="http://schemas.microsoft.com/office/drawing/2016/5/14/chartex" xmlns:mc="http://schemas.openxmlformats.org/markup-compatibility/2006" xmlns:aink="http://schemas.microsoft.com/office/drawing/2016/ink" xmlns:am3d="http://schemas.microsoft.com/office/drawing/2017/model3d" xmlns:o="urn:schemas-microsoft-com:office:office" xmlns:oel="http://schemas.microsoft.com/office/2019/extlst" xmlns:r="http://schemas.openxmlformats.org/officeDocument/2006/relationships" xmlns:m="http://schemas.openxmlformats.org/officeDocument/2006/math" xmlns:v="urn:schemas-microsoft-com:vml" xmlns:wp14="http://schemas.microsoft.com/office/word/2010/wordprocessingDrawing" xmlns:wp="http://schemas.openxmlformats.org/drawingml/2006/wordprocessingDrawing" xmlns:w10="urn:schemas-microsoft-com:office:word" xmlns:w="http://schemas.openxmlformats.org/wordprocessingml/2006/main" xmlns:w14="http://schemas.microsoft.com/office/word/2010/wordml" xmlns:w15="http://schemas.microsoft.com/office/word/2012/wordml" xmlns:w16cex="http://schemas.microsoft.com/office/word/2018/wordml/cex" xmlns:w16cid="http://schemas.microsoft.com/office/word/2016/wordml/cid" xmlns:w16="http://schemas.microsoft.com/office/word/2018/wordml" xmlns:w16du="http://schemas.microsoft.com/office/word/2023/wordml/word16du" xmlns:w16sdtdh="http://schemas.microsoft.com/office/word/2020/wordml/sdtdatahash" xmlns:w16se="http://schemas.microsoft.com/office/word/2015/wordml/symex" xmlns:wpg="http://schemas.microsoft.com/office/word/2010/wordprocessingGroup" xmlns:wpi="http://schemas.microsoft.com/office/word/2010/wordprocessingInk" xmlns:wne="http://schemas.microsoft.com/office/word/2006/wordml" xmlns:wps="http://schemas.microsoft.com/office/word/2010/wordprocessingShape" mc:Ignorable="w14 w15 w16se w16cid w16 w16cex w16sdtdh w16du wp14">
+  <w:endnote w:type="separator" w:id="-1">
+    <w:p>
+      <w:pPr>
+        <w:spacing w:after="0" w:line="240" w:lineRule="auto"/>
+      </w:pPr>
+      <w:r>
+        <w:separator/>
+      </w:r>
+    </w:p>
+  </w:endnote>
+  <w:endnote w:type="continuationSeparator" w:id="0">
+    <w:p>
+      <w:pPr>
+        <w:spacing w:after="0" w:line="240" w:lineRule="auto"/>
+      </w:pPr>
+      <w:r>
+        <w:continuationSeparator/>
+      </w:r>
+    </w:p>
+  </w:endnote>
+</w:endnotes>
+</file>
+
+<file path=word/footnotes.xml><?xml version="1.0" encoding="utf-8"?>
+<w:footnotes xmlns:wpc="http://schemas.microsoft.com/office/word/2010/wordprocessingCanvas" xmlns:cx="http://schemas.microsoft.com/office/drawing/2014/chartex" xmlns:cx1="http://schemas.microsoft.com/office/drawing/2015/9/8/chartex" xmlns:cx2="http://schemas.microsoft.com/office/drawing/2015/10/21/chartex" xmlns:cx3="http://schemas.microsoft.com/office/drawing/2016/5/9/chartex" xmlns:cx4="http://schemas.microsoft.com/office/drawing/2016/5/10/chartex" xmlns:cx5="http://schemas.microsoft.com/office/drawing/2016/5/11/chartex" xmlns:cx6="http://schemas.microsoft.com/office/drawing/2016/5/12/chartex" xmlns:cx7="http://schemas.microsoft.com/office/drawing/2016/5/13/chartex" xmlns:cx8="http://schemas.microsoft.com/office/drawing/2016/5/14/chartex" xmlns:mc="http://schemas.openxmlformats.org/markup-compatibility/2006" xmlns:aink="http://schemas.microsoft.com/office/drawing/2016/ink" xmlns:am3d="http://schemas.microsoft.com/office/drawing/2017/model3d" xmlns:o="urn:schemas-microsoft-com:office:office" xmlns:oel="http://schemas.microsoft.com/office/2019/extlst" xmlns:r="http://schemas.openxmlformats.org/officeDocument/2006/relationships" xmlns:m="http://schemas.openxmlformats.org/officeDocument/2006/math" xmlns:v="urn:schemas-microsoft-com:vml" xmlns:wp14="http://schemas.microsoft.com/office/word/2010/wordprocessingDrawing" xmlns:wp="http://schemas.openxmlformats.org/drawingml/2006/wordprocessingDrawing" xmlns:w10="urn:schemas-microsoft-com:office:word" xmlns:w="http://schemas.openxmlformats.org/wordprocessingml/2006/main" xmlns:w14="http://schemas.microsoft.com/office/word/2010/wordml" xmlns:w15="http://schemas.microsoft.com/office/word/2012/wordml" xmlns:w16cex="http://schemas.microsoft.com/office/word/2018/wordml/cex" xmlns:w16cid="http://schemas.microsoft.com/office/word/2016/wordml/cid" xmlns:w16="http://schemas.microsoft.com/office/word/2018/wordml" xmlns:w16du="http://schemas.microsoft.com/office/word/2023/wordml/word16du" xmlns:w16sdtdh="http://schemas.microsoft.com/office/word/2020/wordml/sdtdatahash" xmlns:w16se="http://schemas.microsoft.com/office/word/2015/wordml/symex" xmlns:wpg="http://schemas.microsoft.com/office/word/2010/wordprocessingGroup" xmlns:wpi="http://schemas.microsoft.com/office/word/2010/wordprocessingInk" xmlns:wne="http://schemas.microsoft.com/office/word/2006/wordml" xmlns:wps="http://schemas.microsoft.com/office/word/2010/wordprocessingShape" mc:Ignorable="w14 w15 w16se w16cid w16 w16cex w16sdtdh w16du wp14">
+  <w:footnote w:type="separator" w:id="-1">
+    <w:p>
+      <w:pPr>
+        <w:spacing w:after="0" w:line="240" w:lineRule="auto"/>
+      </w:pPr>
+      <w:r>
+        <w:separator/>
+      </w:r>
+    </w:p>
+  </w:footnote>
+  <w:footnote w:type="continuationSeparator" w:id="0">
+    <w:p>
+      <w:pPr>
+        <w:spacing w:after="0" w:line="240" w:lineRule="auto"/>
+      </w:pPr>
+      <w:r>
+        <w:continuationSeparator/>
+      </w:r>
+    </w:p>
+  </w:footnote>
+</w:footnotes>
+</file>
+
 <file path=word/numbering.xml><?xml version="1.0" encoding="utf-8"?>
-<w:numbering xmlns:wpc="http://schemas.microsoft.com/office/word/2010/wordprocessingCanvas" xmlns:cx="http://schemas.microsoft.com/office/drawing/2014/chartex" xmlns:cx1="http://schemas.microsoft.com/office/drawing/2015/9/8/chartex" xmlns:cx2="http://schemas.microsoft.com/office/drawing/2015/10/21/chartex" xmlns:cx3="http://schemas.microsoft.com/office/drawing/2016/5/9/chartex" xmlns:cx4="http://schemas.microsoft.com/office/drawing/2016/5/10/chartex" xmlns:cx5="http://schemas.microsoft.com/office/drawing/2016/5/11/chartex" xmlns:cx6="http://schemas.microsoft.com/office/drawing/2016/5/12/chartex" xmlns:cx7="http://schemas.microsoft.com/office/drawing/2016/5/13/chartex" xmlns:cx8="http://schemas.microsoft.com/office/drawing/2016/5/14/chartex" xmlns:mc="http://schemas.openxmlformats.org/markup-compatibility/2006" xmlns:aink="http://schemas.microsoft.com/office/drawing/2016/ink" xmlns:am3d="http://schemas.microsoft.com/office/drawing/2017/model3d" xmlns:o="urn:schemas-microsoft-com:office:office" xmlns:r="http://schemas.openxmlformats.org/officeDocument/2006/relationships" xmlns:m="http://schemas.openxmlformats.org/officeDocument/2006/math" xmlns:v="urn:schemas-microsoft-com:vml" xmlns:wp14="http://schemas.microsoft.com/office/word/2010/wordprocessingDrawing" xmlns:wp="http://schemas.openxmlformats.org/drawingml/2006/wordprocessingDrawing" xmlns:w10="urn:schemas-microsoft-com:office:word" xmlns:w="http://schemas.openxmlformats.org/wordprocessingml/2006/main" xmlns:w14="http://schemas.microsoft.com/office/word/2010/wordml" xmlns:w15="http://schemas.microsoft.com/office/word/2012/wordml" xmlns:w16cex="http://schemas.microsoft.com/office/word/2018/wordml/cex" xmlns:w16cid="http://schemas.microsoft.com/office/word/2016/wordml/cid" xmlns:w16="http://schemas.microsoft.com/office/word/2018/wordml" xmlns:w16sdtdh="http://schemas.microsoft.com/office/word/2020/wordml/sdtdatahash" xmlns:w16se="http://schemas.microsoft.com/office/word/2015/wordml/symex" xmlns:wpg="http://schemas.microsoft.com/office/word/2010/wordprocessingGroup" xmlns:wpi="http://schemas.microsoft.com/office/word/2010/wordprocessingInk" xmlns:wne="http://schemas.microsoft.com/office/word/2006/wordml" xmlns:wps="http://schemas.microsoft.com/office/word/2010/wordprocessingShape" mc:Ignorable="w14 w15 w16se w16cid w16 w16cex w16sdtdh wp14">
+<w:numbering xmlns:wpc="http://schemas.microsoft.com/office/word/2010/wordprocessingCanvas" xmlns:cx="http://schemas.microsoft.com/office/drawing/2014/chartex" xmlns:cx1="http://schemas.microsoft.com/office/drawing/2015/9/8/chartex" xmlns:cx2="http://schemas.microsoft.com/office/drawing/2015/10/21/chartex" xmlns:cx3="http://schemas.microsoft.com/office/drawing/2016/5/9/chartex" xmlns:cx4="http://schemas.microsoft.com/office/drawing/2016/5/10/chartex" xmlns:cx5="http://schemas.microsoft.com/office/drawing/2016/5/11/chartex" xmlns:cx6="http://schemas.microsoft.com/office/drawing/2016/5/12/chartex" xmlns:cx7="http://schemas.microsoft.com/office/drawing/2016/5/13/chartex" xmlns:cx8="http://schemas.microsoft.com/office/drawing/2016/5/14/chartex" xmlns:mc="http://schemas.openxmlformats.org/markup-compatibility/2006" xmlns:aink="http://schemas.microsoft.com/office/drawing/2016/ink" xmlns:am3d="http://schemas.microsoft.com/office/drawing/2017/model3d" xmlns:o="urn:schemas-microsoft-com:office:office" xmlns:oel="http://schemas.microsoft.com/office/2019/extlst" xmlns:r="http://schemas.openxmlformats.org/officeDocument/2006/relationships" xmlns:m="http://schemas.openxmlformats.org/officeDocument/2006/math" xmlns:v="urn:schemas-microsoft-com:vml" xmlns:wp14="http://schemas.microsoft.com/office/word/2010/wordprocessingDrawing" xmlns:wp="http://schemas.openxmlformats.org/drawingml/2006/wordprocessingDrawing" xmlns:w10="urn:schemas-microsoft-com:office:word" xmlns:w="http://schemas.openxmlformats.org/wordprocessingml/2006/main" xmlns:w14="http://schemas.microsoft.com/office/word/2010/wordml" xmlns:w15="http://schemas.microsoft.com/office/word/2012/wordml" xmlns:w16cex="http://schemas.microsoft.com/office/word/2018/wordml/cex" xmlns:w16cid="http://schemas.microsoft.com/office/word/2016/wordml/cid" xmlns:w16="http://schemas.microsoft.com/office/word/2018/wordml" xmlns:w16du="http://schemas.microsoft.com/office/word/2023/wordml/word16du" xmlns:w16sdtdh="http://schemas.microsoft.com/office/word/2020/wordml/sdtdatahash" xmlns:w16se="http://schemas.microsoft.com/office/word/2015/wordml/symex" xmlns:wpg="http://schemas.microsoft.com/office/word/2010/wordprocessingGroup" xmlns:wpi="http://schemas.microsoft.com/office/word/2010/wordprocessingInk" xmlns:wne="http://schemas.microsoft.com/office/word/2006/wordml" xmlns:wps="http://schemas.microsoft.com/office/word/2010/wordprocessingShape" mc:Ignorable="w14 w15 w16se w16cid w16 w16cex w16sdtdh w16du wp14">
   <w:abstractNum w:abstractNumId="0" w15:restartNumberingAfterBreak="0">
+    <w:nsid w:val="06B15435"/>
+    <w:multiLevelType w:val="hybridMultilevel"/>
+    <w:tmpl w:val="808047D6"/>
+    <w:lvl w:ilvl="0" w:tplc="0409000F">
+      <w:start w:val="1"/>
+      <w:numFmt w:val="decimal"/>
+      <w:lvlText w:val="%1."/>
+      <w:lvlJc w:val="left"/>
+      <w:pPr>
+        <w:ind w:left="1080" w:hanging="360"/>
+      </w:pPr>
+    </w:lvl>
+    <w:lvl w:ilvl="1" w:tplc="04090019" w:tentative="1">
+      <w:start w:val="1"/>
+      <w:numFmt w:val="lowerLetter"/>
+      <w:lvlText w:val="%2."/>
+      <w:lvlJc w:val="left"/>
+      <w:pPr>
+        <w:ind w:left="1800" w:hanging="360"/>
+      </w:pPr>
+    </w:lvl>
+    <w:lvl w:ilvl="2" w:tplc="0409001B" w:tentative="1">
+      <w:start w:val="1"/>
+      <w:numFmt w:val="lowerRoman"/>
+      <w:lvlText w:val="%3."/>
+      <w:lvlJc w:val="right"/>
+      <w:pPr>
+        <w:ind w:left="2520" w:hanging="180"/>
+      </w:pPr>
+    </w:lvl>
+    <w:lvl w:ilvl="3" w:tplc="0409000F" w:tentative="1">
+      <w:start w:val="1"/>
+      <w:numFmt w:val="decimal"/>
+      <w:lvlText w:val="%4."/>
+      <w:lvlJc w:val="left"/>
+      <w:pPr>
+        <w:ind w:left="3240" w:hanging="360"/>
+      </w:pPr>
+    </w:lvl>
+    <w:lvl w:ilvl="4" w:tplc="04090019" w:tentative="1">
+      <w:start w:val="1"/>
+      <w:numFmt w:val="lowerLetter"/>
+      <w:lvlText w:val="%5."/>
+      <w:lvlJc w:val="left"/>
+      <w:pPr>
+        <w:ind w:left="3960" w:hanging="360"/>
+      </w:pPr>
+    </w:lvl>
+    <w:lvl w:ilvl="5" w:tplc="0409001B" w:tentative="1">
+      <w:start w:val="1"/>
+      <w:numFmt w:val="lowerRoman"/>
+      <w:lvlText w:val="%6."/>
+      <w:lvlJc w:val="right"/>
+      <w:pPr>
+        <w:ind w:left="4680" w:hanging="180"/>
+      </w:pPr>
+    </w:lvl>
+    <w:lvl w:ilvl="6" w:tplc="0409000F" w:tentative="1">
+      <w:start w:val="1"/>
+      <w:numFmt w:val="decimal"/>
+      <w:lvlText w:val="%7."/>
+      <w:lvlJc w:val="left"/>
+      <w:pPr>
+        <w:ind w:left="5400" w:hanging="360"/>
+      </w:pPr>
+    </w:lvl>
+    <w:lvl w:ilvl="7" w:tplc="04090019" w:tentative="1">
+      <w:start w:val="1"/>
+      <w:numFmt w:val="lowerLetter"/>
+      <w:lvlText w:val="%8."/>
+      <w:lvlJc w:val="left"/>
+      <w:pPr>
+        <w:ind w:left="6120" w:hanging="360"/>
+      </w:pPr>
+    </w:lvl>
+    <w:lvl w:ilvl="8" w:tplc="0409001B" w:tentative="1">
+      <w:start w:val="1"/>
+      <w:numFmt w:val="lowerRoman"/>
+      <w:lvlText w:val="%9."/>
+      <w:lvlJc w:val="right"/>
+      <w:pPr>
+        <w:ind w:left="6840" w:hanging="180"/>
+      </w:pPr>
+    </w:lvl>
+  </w:abstractNum>
+  <w:abstractNum w:abstractNumId="1" w15:restartNumberingAfterBreak="0">
     <w:nsid w:val="1CB75BB4"/>
     <w:multiLevelType w:val="hybridMultilevel"/>
     <w:tmpl w:val="57421416"/>
@@ -739,7 +2186,7 @@
       </w:pPr>
     </w:lvl>
   </w:abstractNum>
-  <w:abstractNum w:abstractNumId="1" w15:restartNumberingAfterBreak="0">
+  <w:abstractNum w:abstractNumId="2" w15:restartNumberingAfterBreak="0">
     <w:nsid w:val="1F331FBD"/>
     <w:multiLevelType w:val="hybridMultilevel"/>
     <w:tmpl w:val="E6644108"/>
@@ -828,7 +2275,7 @@
       </w:pPr>
     </w:lvl>
   </w:abstractNum>
-  <w:abstractNum w:abstractNumId="2" w15:restartNumberingAfterBreak="0">
+  <w:abstractNum w:abstractNumId="3" w15:restartNumberingAfterBreak="0">
     <w:nsid w:val="253A6976"/>
     <w:multiLevelType w:val="hybridMultilevel"/>
     <w:tmpl w:val="B3D44950"/>
@@ -917,7 +2364,7 @@
       </w:pPr>
     </w:lvl>
   </w:abstractNum>
-  <w:abstractNum w:abstractNumId="3" w15:restartNumberingAfterBreak="0">
+  <w:abstractNum w:abstractNumId="4" w15:restartNumberingAfterBreak="0">
     <w:nsid w:val="37D05A4B"/>
     <w:multiLevelType w:val="hybridMultilevel"/>
     <w:tmpl w:val="B06234EA"/>
@@ -1006,7 +2453,363 @@
       </w:pPr>
     </w:lvl>
   </w:abstractNum>
-  <w:abstractNum w:abstractNumId="4" w15:restartNumberingAfterBreak="0">
+  <w:abstractNum w:abstractNumId="5" w15:restartNumberingAfterBreak="0">
+    <w:nsid w:val="3E1B52BC"/>
+    <w:multiLevelType w:val="hybridMultilevel"/>
+    <w:tmpl w:val="D08C15BA"/>
+    <w:lvl w:ilvl="0" w:tplc="0409000F">
+      <w:start w:val="1"/>
+      <w:numFmt w:val="decimal"/>
+      <w:lvlText w:val="%1."/>
+      <w:lvlJc w:val="left"/>
+      <w:pPr>
+        <w:ind w:left="720" w:hanging="360"/>
+      </w:pPr>
+      <w:rPr>
+        <w:rFonts w:hint="default"/>
+      </w:rPr>
+    </w:lvl>
+    <w:lvl w:ilvl="1" w:tplc="04090019" w:tentative="1">
+      <w:start w:val="1"/>
+      <w:numFmt w:val="lowerLetter"/>
+      <w:lvlText w:val="%2."/>
+      <w:lvlJc w:val="left"/>
+      <w:pPr>
+        <w:ind w:left="1440" w:hanging="360"/>
+      </w:pPr>
+    </w:lvl>
+    <w:lvl w:ilvl="2" w:tplc="0409001B" w:tentative="1">
+      <w:start w:val="1"/>
+      <w:numFmt w:val="lowerRoman"/>
+      <w:lvlText w:val="%3."/>
+      <w:lvlJc w:val="right"/>
+      <w:pPr>
+        <w:ind w:left="2160" w:hanging="180"/>
+      </w:pPr>
+    </w:lvl>
+    <w:lvl w:ilvl="3" w:tplc="0409000F" w:tentative="1">
+      <w:start w:val="1"/>
+      <w:numFmt w:val="decimal"/>
+      <w:lvlText w:val="%4."/>
+      <w:lvlJc w:val="left"/>
+      <w:pPr>
+        <w:ind w:left="2880" w:hanging="360"/>
+      </w:pPr>
+    </w:lvl>
+    <w:lvl w:ilvl="4" w:tplc="04090019" w:tentative="1">
+      <w:start w:val="1"/>
+      <w:numFmt w:val="lowerLetter"/>
+      <w:lvlText w:val="%5."/>
+      <w:lvlJc w:val="left"/>
+      <w:pPr>
+        <w:ind w:left="3600" w:hanging="360"/>
+      </w:pPr>
+    </w:lvl>
+    <w:lvl w:ilvl="5" w:tplc="0409001B" w:tentative="1">
+      <w:start w:val="1"/>
+      <w:numFmt w:val="lowerRoman"/>
+      <w:lvlText w:val="%6."/>
+      <w:lvlJc w:val="right"/>
+      <w:pPr>
+        <w:ind w:left="4320" w:hanging="180"/>
+      </w:pPr>
+    </w:lvl>
+    <w:lvl w:ilvl="6" w:tplc="0409000F" w:tentative="1">
+      <w:start w:val="1"/>
+      <w:numFmt w:val="decimal"/>
+      <w:lvlText w:val="%7."/>
+      <w:lvlJc w:val="left"/>
+      <w:pPr>
+        <w:ind w:left="5040" w:hanging="360"/>
+      </w:pPr>
+    </w:lvl>
+    <w:lvl w:ilvl="7" w:tplc="04090019" w:tentative="1">
+      <w:start w:val="1"/>
+      <w:numFmt w:val="lowerLetter"/>
+      <w:lvlText w:val="%8."/>
+      <w:lvlJc w:val="left"/>
+      <w:pPr>
+        <w:ind w:left="5760" w:hanging="360"/>
+      </w:pPr>
+    </w:lvl>
+    <w:lvl w:ilvl="8" w:tplc="0409001B" w:tentative="1">
+      <w:start w:val="1"/>
+      <w:numFmt w:val="lowerRoman"/>
+      <w:lvlText w:val="%9."/>
+      <w:lvlJc w:val="right"/>
+      <w:pPr>
+        <w:ind w:left="6480" w:hanging="180"/>
+      </w:pPr>
+    </w:lvl>
+  </w:abstractNum>
+  <w:abstractNum w:abstractNumId="6" w15:restartNumberingAfterBreak="0">
+    <w:nsid w:val="43B82D8F"/>
+    <w:multiLevelType w:val="hybridMultilevel"/>
+    <w:tmpl w:val="5FA807A0"/>
+    <w:lvl w:ilvl="0" w:tplc="ABD220D8">
+      <w:start w:val="1"/>
+      <w:numFmt w:val="decimal"/>
+      <w:lvlText w:val="%1."/>
+      <w:lvlJc w:val="left"/>
+      <w:pPr>
+        <w:ind w:left="720" w:hanging="360"/>
+      </w:pPr>
+      <w:rPr>
+        <w:rFonts w:hint="default"/>
+      </w:rPr>
+    </w:lvl>
+    <w:lvl w:ilvl="1" w:tplc="04090019" w:tentative="1">
+      <w:start w:val="1"/>
+      <w:numFmt w:val="lowerLetter"/>
+      <w:lvlText w:val="%2."/>
+      <w:lvlJc w:val="left"/>
+      <w:pPr>
+        <w:ind w:left="1440" w:hanging="360"/>
+      </w:pPr>
+    </w:lvl>
+    <w:lvl w:ilvl="2" w:tplc="0409001B" w:tentative="1">
+      <w:start w:val="1"/>
+      <w:numFmt w:val="lowerRoman"/>
+      <w:lvlText w:val="%3."/>
+      <w:lvlJc w:val="right"/>
+      <w:pPr>
+        <w:ind w:left="2160" w:hanging="180"/>
+      </w:pPr>
+    </w:lvl>
+    <w:lvl w:ilvl="3" w:tplc="0409000F" w:tentative="1">
+      <w:start w:val="1"/>
+      <w:numFmt w:val="decimal"/>
+      <w:lvlText w:val="%4."/>
+      <w:lvlJc w:val="left"/>
+      <w:pPr>
+        <w:ind w:left="2880" w:hanging="360"/>
+      </w:pPr>
+    </w:lvl>
+    <w:lvl w:ilvl="4" w:tplc="04090019" w:tentative="1">
+      <w:start w:val="1"/>
+      <w:numFmt w:val="lowerLetter"/>
+      <w:lvlText w:val="%5."/>
+      <w:lvlJc w:val="left"/>
+      <w:pPr>
+        <w:ind w:left="3600" w:hanging="360"/>
+      </w:pPr>
+    </w:lvl>
+    <w:lvl w:ilvl="5" w:tplc="0409001B" w:tentative="1">
+      <w:start w:val="1"/>
+      <w:numFmt w:val="lowerRoman"/>
+      <w:lvlText w:val="%6."/>
+      <w:lvlJc w:val="right"/>
+      <w:pPr>
+        <w:ind w:left="4320" w:hanging="180"/>
+      </w:pPr>
+    </w:lvl>
+    <w:lvl w:ilvl="6" w:tplc="0409000F" w:tentative="1">
+      <w:start w:val="1"/>
+      <w:numFmt w:val="decimal"/>
+      <w:lvlText w:val="%7."/>
+      <w:lvlJc w:val="left"/>
+      <w:pPr>
+        <w:ind w:left="5040" w:hanging="360"/>
+      </w:pPr>
+    </w:lvl>
+    <w:lvl w:ilvl="7" w:tplc="04090019" w:tentative="1">
+      <w:start w:val="1"/>
+      <w:numFmt w:val="lowerLetter"/>
+      <w:lvlText w:val="%8."/>
+      <w:lvlJc w:val="left"/>
+      <w:pPr>
+        <w:ind w:left="5760" w:hanging="360"/>
+      </w:pPr>
+    </w:lvl>
+    <w:lvl w:ilvl="8" w:tplc="0409001B" w:tentative="1">
+      <w:start w:val="1"/>
+      <w:numFmt w:val="lowerRoman"/>
+      <w:lvlText w:val="%9."/>
+      <w:lvlJc w:val="right"/>
+      <w:pPr>
+        <w:ind w:left="6480" w:hanging="180"/>
+      </w:pPr>
+    </w:lvl>
+  </w:abstractNum>
+  <w:abstractNum w:abstractNumId="7" w15:restartNumberingAfterBreak="0">
+    <w:nsid w:val="459E7F7E"/>
+    <w:multiLevelType w:val="hybridMultilevel"/>
+    <w:tmpl w:val="12F486D2"/>
+    <w:lvl w:ilvl="0" w:tplc="3B185B9E">
+      <w:start w:val="1"/>
+      <w:numFmt w:val="upperLetter"/>
+      <w:lvlText w:val="%1."/>
+      <w:lvlJc w:val="left"/>
+      <w:pPr>
+        <w:ind w:left="1080" w:hanging="360"/>
+      </w:pPr>
+      <w:rPr>
+        <w:rFonts w:hint="default"/>
+      </w:rPr>
+    </w:lvl>
+    <w:lvl w:ilvl="1" w:tplc="04090019" w:tentative="1">
+      <w:start w:val="1"/>
+      <w:numFmt w:val="lowerLetter"/>
+      <w:lvlText w:val="%2."/>
+      <w:lvlJc w:val="left"/>
+      <w:pPr>
+        <w:ind w:left="1800" w:hanging="360"/>
+      </w:pPr>
+    </w:lvl>
+    <w:lvl w:ilvl="2" w:tplc="0409001B" w:tentative="1">
+      <w:start w:val="1"/>
+      <w:numFmt w:val="lowerRoman"/>
+      <w:lvlText w:val="%3."/>
+      <w:lvlJc w:val="right"/>
+      <w:pPr>
+        <w:ind w:left="2520" w:hanging="180"/>
+      </w:pPr>
+    </w:lvl>
+    <w:lvl w:ilvl="3" w:tplc="0409000F" w:tentative="1">
+      <w:start w:val="1"/>
+      <w:numFmt w:val="decimal"/>
+      <w:lvlText w:val="%4."/>
+      <w:lvlJc w:val="left"/>
+      <w:pPr>
+        <w:ind w:left="3240" w:hanging="360"/>
+      </w:pPr>
+    </w:lvl>
+    <w:lvl w:ilvl="4" w:tplc="04090019" w:tentative="1">
+      <w:start w:val="1"/>
+      <w:numFmt w:val="lowerLetter"/>
+      <w:lvlText w:val="%5."/>
+      <w:lvlJc w:val="left"/>
+      <w:pPr>
+        <w:ind w:left="3960" w:hanging="360"/>
+      </w:pPr>
+    </w:lvl>
+    <w:lvl w:ilvl="5" w:tplc="0409001B" w:tentative="1">
+      <w:start w:val="1"/>
+      <w:numFmt w:val="lowerRoman"/>
+      <w:lvlText w:val="%6."/>
+      <w:lvlJc w:val="right"/>
+      <w:pPr>
+        <w:ind w:left="4680" w:hanging="180"/>
+      </w:pPr>
+    </w:lvl>
+    <w:lvl w:ilvl="6" w:tplc="0409000F" w:tentative="1">
+      <w:start w:val="1"/>
+      <w:numFmt w:val="decimal"/>
+      <w:lvlText w:val="%7."/>
+      <w:lvlJc w:val="left"/>
+      <w:pPr>
+        <w:ind w:left="5400" w:hanging="360"/>
+      </w:pPr>
+    </w:lvl>
+    <w:lvl w:ilvl="7" w:tplc="04090019" w:tentative="1">
+      <w:start w:val="1"/>
+      <w:numFmt w:val="lowerLetter"/>
+      <w:lvlText w:val="%8."/>
+      <w:lvlJc w:val="left"/>
+      <w:pPr>
+        <w:ind w:left="6120" w:hanging="360"/>
+      </w:pPr>
+    </w:lvl>
+    <w:lvl w:ilvl="8" w:tplc="0409001B" w:tentative="1">
+      <w:start w:val="1"/>
+      <w:numFmt w:val="lowerRoman"/>
+      <w:lvlText w:val="%9."/>
+      <w:lvlJc w:val="right"/>
+      <w:pPr>
+        <w:ind w:left="6840" w:hanging="180"/>
+      </w:pPr>
+    </w:lvl>
+  </w:abstractNum>
+  <w:abstractNum w:abstractNumId="8" w15:restartNumberingAfterBreak="0">
+    <w:nsid w:val="574E0366"/>
+    <w:multiLevelType w:val="hybridMultilevel"/>
+    <w:tmpl w:val="66A440EA"/>
+    <w:lvl w:ilvl="0" w:tplc="0409000F">
+      <w:start w:val="1"/>
+      <w:numFmt w:val="decimal"/>
+      <w:lvlText w:val="%1."/>
+      <w:lvlJc w:val="left"/>
+      <w:pPr>
+        <w:ind w:left="720" w:hanging="360"/>
+      </w:pPr>
+      <w:rPr>
+        <w:rFonts w:hint="default"/>
+      </w:rPr>
+    </w:lvl>
+    <w:lvl w:ilvl="1" w:tplc="04090019" w:tentative="1">
+      <w:start w:val="1"/>
+      <w:numFmt w:val="lowerLetter"/>
+      <w:lvlText w:val="%2."/>
+      <w:lvlJc w:val="left"/>
+      <w:pPr>
+        <w:ind w:left="1440" w:hanging="360"/>
+      </w:pPr>
+    </w:lvl>
+    <w:lvl w:ilvl="2" w:tplc="0409001B" w:tentative="1">
+      <w:start w:val="1"/>
+      <w:numFmt w:val="lowerRoman"/>
+      <w:lvlText w:val="%3."/>
+      <w:lvlJc w:val="right"/>
+      <w:pPr>
+        <w:ind w:left="2160" w:hanging="180"/>
+      </w:pPr>
+    </w:lvl>
+    <w:lvl w:ilvl="3" w:tplc="0409000F" w:tentative="1">
+      <w:start w:val="1"/>
+      <w:numFmt w:val="decimal"/>
+      <w:lvlText w:val="%4."/>
+      <w:lvlJc w:val="left"/>
+      <w:pPr>
+        <w:ind w:left="2880" w:hanging="360"/>
+      </w:pPr>
+    </w:lvl>
+    <w:lvl w:ilvl="4" w:tplc="04090019" w:tentative="1">
+      <w:start w:val="1"/>
+      <w:numFmt w:val="lowerLetter"/>
+      <w:lvlText w:val="%5."/>
+      <w:lvlJc w:val="left"/>
+      <w:pPr>
+        <w:ind w:left="3600" w:hanging="360"/>
+      </w:pPr>
+    </w:lvl>
+    <w:lvl w:ilvl="5" w:tplc="0409001B" w:tentative="1">
+      <w:start w:val="1"/>
+      <w:numFmt w:val="lowerRoman"/>
+      <w:lvlText w:val="%6."/>
+      <w:lvlJc w:val="right"/>
+      <w:pPr>
+        <w:ind w:left="4320" w:hanging="180"/>
+      </w:pPr>
+    </w:lvl>
+    <w:lvl w:ilvl="6" w:tplc="0409000F" w:tentative="1">
+      <w:start w:val="1"/>
+      <w:numFmt w:val="decimal"/>
+      <w:lvlText w:val="%7."/>
+      <w:lvlJc w:val="left"/>
+      <w:pPr>
+        <w:ind w:left="5040" w:hanging="360"/>
+      </w:pPr>
+    </w:lvl>
+    <w:lvl w:ilvl="7" w:tplc="04090019" w:tentative="1">
+      <w:start w:val="1"/>
+      <w:numFmt w:val="lowerLetter"/>
+      <w:lvlText w:val="%8."/>
+      <w:lvlJc w:val="left"/>
+      <w:pPr>
+        <w:ind w:left="5760" w:hanging="360"/>
+      </w:pPr>
+    </w:lvl>
+    <w:lvl w:ilvl="8" w:tplc="0409001B" w:tentative="1">
+      <w:start w:val="1"/>
+      <w:numFmt w:val="lowerRoman"/>
+      <w:lvlText w:val="%9."/>
+      <w:lvlJc w:val="right"/>
+      <w:pPr>
+        <w:ind w:left="6480" w:hanging="180"/>
+      </w:pPr>
+    </w:lvl>
+  </w:abstractNum>
+  <w:abstractNum w:abstractNumId="9" w15:restartNumberingAfterBreak="0">
     <w:nsid w:val="5A8F694C"/>
     <w:multiLevelType w:val="hybridMultilevel"/>
     <w:tmpl w:val="BDCCDA9C"/>
@@ -1095,7 +2898,7 @@
       </w:pPr>
     </w:lvl>
   </w:abstractNum>
-  <w:abstractNum w:abstractNumId="5" w15:restartNumberingAfterBreak="0">
+  <w:abstractNum w:abstractNumId="10" w15:restartNumberingAfterBreak="0">
     <w:nsid w:val="7B717E83"/>
     <w:multiLevelType w:val="hybridMultilevel"/>
     <w:tmpl w:val="4EE281F4"/>
@@ -1184,29 +2987,44 @@
       </w:pPr>
     </w:lvl>
   </w:abstractNum>
-  <w:num w:numId="1">
+  <w:num w:numId="1" w16cid:durableId="2027949614">
+    <w:abstractNumId w:val="9"/>
+  </w:num>
+  <w:num w:numId="2" w16cid:durableId="2130589562">
+    <w:abstractNumId w:val="10"/>
+  </w:num>
+  <w:num w:numId="3" w16cid:durableId="633102688">
     <w:abstractNumId w:val="4"/>
   </w:num>
-  <w:num w:numId="2">
-    <w:abstractNumId w:val="5"/>
-  </w:num>
-  <w:num w:numId="3">
+  <w:num w:numId="4" w16cid:durableId="1363630074">
     <w:abstractNumId w:val="3"/>
   </w:num>
-  <w:num w:numId="4">
+  <w:num w:numId="5" w16cid:durableId="738744871">
     <w:abstractNumId w:val="2"/>
   </w:num>
-  <w:num w:numId="5">
+  <w:num w:numId="6" w16cid:durableId="894966821">
     <w:abstractNumId w:val="1"/>
   </w:num>
-  <w:num w:numId="6">
+  <w:num w:numId="7" w16cid:durableId="1133789053">
+    <w:abstractNumId w:val="6"/>
+  </w:num>
+  <w:num w:numId="8" w16cid:durableId="892497343">
+    <w:abstractNumId w:val="7"/>
+  </w:num>
+  <w:num w:numId="9" w16cid:durableId="712312783">
+    <w:abstractNumId w:val="8"/>
+  </w:num>
+  <w:num w:numId="10" w16cid:durableId="1677150699">
     <w:abstractNumId w:val="0"/>
+  </w:num>
+  <w:num w:numId="11" w16cid:durableId="583539946">
+    <w:abstractNumId w:val="5"/>
   </w:num>
 </w:numbering>
 </file>
 
 <file path=word/styles.xml><?xml version="1.0" encoding="utf-8"?>
-<w:styles xmlns:mc="http://schemas.openxmlformats.org/markup-compatibility/2006" xmlns:r="http://schemas.openxmlformats.org/officeDocument/2006/relationships" xmlns:w="http://schemas.openxmlformats.org/wordprocessingml/2006/main" xmlns:w14="http://schemas.microsoft.com/office/word/2010/wordml" xmlns:w15="http://schemas.microsoft.com/office/word/2012/wordml" xmlns:w16cex="http://schemas.microsoft.com/office/word/2018/wordml/cex" xmlns:w16cid="http://schemas.microsoft.com/office/word/2016/wordml/cid" xmlns:w16="http://schemas.microsoft.com/office/word/2018/wordml" xmlns:w16sdtdh="http://schemas.microsoft.com/office/word/2020/wordml/sdtdatahash" xmlns:w16se="http://schemas.microsoft.com/office/word/2015/wordml/symex" mc:Ignorable="w14 w15 w16se w16cid w16 w16cex w16sdtdh">
+<w:styles xmlns:mc="http://schemas.openxmlformats.org/markup-compatibility/2006" xmlns:r="http://schemas.openxmlformats.org/officeDocument/2006/relationships" xmlns:w="http://schemas.openxmlformats.org/wordprocessingml/2006/main" xmlns:w14="http://schemas.microsoft.com/office/word/2010/wordml" xmlns:w15="http://schemas.microsoft.com/office/word/2012/wordml" xmlns:w16cex="http://schemas.microsoft.com/office/word/2018/wordml/cex" xmlns:w16cid="http://schemas.microsoft.com/office/word/2016/wordml/cid" xmlns:w16="http://schemas.microsoft.com/office/word/2018/wordml" xmlns:w16du="http://schemas.microsoft.com/office/word/2023/wordml/word16du" xmlns:w16sdtdh="http://schemas.microsoft.com/office/word/2020/wordml/sdtdatahash" xmlns:w16se="http://schemas.microsoft.com/office/word/2015/wordml/symex" mc:Ignorable="w14 w15 w16se w16cid w16 w16cex w16sdtdh w16du">
   <w:docDefaults>
     <w:rPrDefault>
       <w:rPr>
@@ -1676,6 +3494,69 @@
       <w:contextualSpacing/>
     </w:pPr>
   </w:style>
+  <w:style w:type="table" w:styleId="TableGrid">
+    <w:name w:val="Table Grid"/>
+    <w:basedOn w:val="TableNormal"/>
+    <w:uiPriority w:val="39"/>
+    <w:rsid w:val="00581A25"/>
+    <w:pPr>
+      <w:spacing w:after="0" w:line="240" w:lineRule="auto"/>
+    </w:pPr>
+    <w:tblPr>
+      <w:tblBorders>
+        <w:top w:val="single" w:sz="4" w:space="0" w:color="auto"/>
+        <w:left w:val="single" w:sz="4" w:space="0" w:color="auto"/>
+        <w:bottom w:val="single" w:sz="4" w:space="0" w:color="auto"/>
+        <w:right w:val="single" w:sz="4" w:space="0" w:color="auto"/>
+        <w:insideH w:val="single" w:sz="4" w:space="0" w:color="auto"/>
+        <w:insideV w:val="single" w:sz="4" w:space="0" w:color="auto"/>
+      </w:tblBorders>
+    </w:tblPr>
+  </w:style>
+  <w:style w:type="paragraph" w:styleId="Header">
+    <w:name w:val="header"/>
+    <w:basedOn w:val="Normal"/>
+    <w:link w:val="HeaderChar"/>
+    <w:uiPriority w:val="99"/>
+    <w:unhideWhenUsed/>
+    <w:rsid w:val="00B82609"/>
+    <w:pPr>
+      <w:tabs>
+        <w:tab w:val="center" w:pos="4680"/>
+        <w:tab w:val="right" w:pos="9360"/>
+      </w:tabs>
+      <w:spacing w:after="0" w:line="240" w:lineRule="auto"/>
+    </w:pPr>
+  </w:style>
+  <w:style w:type="character" w:customStyle="1" w:styleId="HeaderChar">
+    <w:name w:val="Header Char"/>
+    <w:basedOn w:val="DefaultParagraphFont"/>
+    <w:link w:val="Header"/>
+    <w:uiPriority w:val="99"/>
+    <w:rsid w:val="00B82609"/>
+  </w:style>
+  <w:style w:type="paragraph" w:styleId="Footer">
+    <w:name w:val="footer"/>
+    <w:basedOn w:val="Normal"/>
+    <w:link w:val="FooterChar"/>
+    <w:uiPriority w:val="99"/>
+    <w:unhideWhenUsed/>
+    <w:rsid w:val="00B82609"/>
+    <w:pPr>
+      <w:tabs>
+        <w:tab w:val="center" w:pos="4680"/>
+        <w:tab w:val="right" w:pos="9360"/>
+      </w:tabs>
+      <w:spacing w:after="0" w:line="240" w:lineRule="auto"/>
+    </w:pPr>
+  </w:style>
+  <w:style w:type="character" w:customStyle="1" w:styleId="FooterChar">
+    <w:name w:val="Footer Char"/>
+    <w:basedOn w:val="DefaultParagraphFont"/>
+    <w:link w:val="Footer"/>
+    <w:uiPriority w:val="99"/>
+    <w:rsid w:val="00B82609"/>
+  </w:style>
 </w:styles>
 </file>
 
